--- a/fase1/Evidencias Grupales/1.5_GuiaEstudiante_Fase 1_Definicion Proyecto APT (6).docx
+++ b/fase1/Evidencias Grupales/1.5_GuiaEstudiante_Fase 1_Definicion Proyecto APT (6).docx
@@ -3,6 +3,9 @@
 <w:document xmlns:wpc="http://schemas.microsoft.com/office/word/2010/wordprocessingCanvas" xmlns:cx="http://schemas.microsoft.com/office/drawing/2014/chartex" xmlns:cx1="http://schemas.microsoft.com/office/drawing/2015/9/8/chartex" xmlns:cx2="http://schemas.microsoft.com/office/drawing/2015/10/21/chartex" xmlns:cx3="http://schemas.microsoft.com/office/drawing/2016/5/9/chartex" xmlns:cx4="http://schemas.microsoft.com/office/drawing/2016/5/10/chartex" xmlns:cx5="http://schemas.microsoft.com/office/drawing/2016/5/11/chartex" xmlns:cx6="http://schemas.microsoft.com/office/drawing/2016/5/12/chartex" xmlns:cx7="http://schemas.microsoft.com/office/drawing/2016/5/13/chartex" xmlns:cx8="http://schemas.microsoft.com/office/drawing/2016/5/14/chartex" xmlns:mc="http://schemas.openxmlformats.org/markup-compatibility/2006" xmlns:aink="http://schemas.microsoft.com/office/drawing/2016/ink" xmlns:am3d="http://schemas.microsoft.com/office/drawing/2017/model3d" xmlns:o="urn:schemas-microsoft-com:office:office" xmlns:oel="http://schemas.microsoft.com/office/2019/extlst" xmlns:r="http://schemas.openxmlformats.org/officeDocument/2006/relationships" xmlns:m="http://schemas.openxmlformats.org/officeDocument/2006/math" xmlns:v="urn:schemas-microsoft-com:vml" xmlns:wp14="http://schemas.microsoft.com/office/word/2010/wordprocessingDrawing" xmlns:wp="http://schemas.openxmlformats.org/drawingml/2006/wordprocessingDrawing" xmlns:w10="urn:schemas-microsoft-com:office:word" xmlns:w="http://schemas.openxmlformats.org/wordprocessingml/2006/main" xmlns:w14="http://schemas.microsoft.com/office/word/2010/wordml" xmlns:w15="http://schemas.microsoft.com/office/word/2012/wordml" xmlns:w16cex="http://schemas.microsoft.com/office/word/2018/wordml/cex" xmlns:w16cid="http://schemas.microsoft.com/office/word/2016/wordml/cid" xmlns:w16="http://schemas.microsoft.com/office/word/2018/wordml" xmlns:w16du="http://schemas.microsoft.com/office/word/2023/wordml/word16du" xmlns:w16sdtdh="http://schemas.microsoft.com/office/word/2020/wordml/sdtdatahash" xmlns:w16sdtfl="http://schemas.microsoft.com/office/word/2024/wordml/sdtformatlock" xmlns:w16se="http://schemas.microsoft.com/office/word/2015/wordml/symex" xmlns:wpg="http://schemas.microsoft.com/office/word/2010/wordprocessingGroup" xmlns:wpi="http://schemas.microsoft.com/office/word/2010/wordprocessingInk" xmlns:wne="http://schemas.microsoft.com/office/word/2006/wordml" xmlns:wps="http://schemas.microsoft.com/office/word/2010/wordprocessingShape" mc:Ignorable="w14 w15 w16se w16cid w16 w16cex w16sdtdh w16sdtfl w16du wp14">
   <w:body>
     <w:p>
+      <w:pPr>
+        <w:ind w:left="720" w:hanging="720"/>
+      </w:pPr>
       <w:r>
         <w:t>}</w:t>
       </w:r>
@@ -128,18 +131,8 @@
                                     <w:color w:val="1F3864"/>
                                     <w:sz w:val="48"/>
                                   </w:rPr>
-                                  <w:t xml:space="preserve">Asignatura </w:t>
+                                  <w:t>Asignatura Capstone</w:t>
                                 </w:r>
-                                <w:proofErr w:type="spellStart"/>
-                                <w:r>
-                                  <w:rPr>
-                                    <w:b/>
-                                    <w:color w:val="1F3864"/>
-                                    <w:sz w:val="48"/>
-                                  </w:rPr>
-                                  <w:t>Capstone</w:t>
-                                </w:r>
-                                <w:proofErr w:type="spellEnd"/>
                               </w:p>
                             </w:txbxContent>
                           </wps:txbx>
@@ -186,47 +179,77 @@
               </wp:anchor>
             </w:drawing>
           </mc:Choice>
-          <mc:Fallback xmlns:cr="http://schemas.microsoft.com/office/comments/2020/reactions" xmlns="http://schemas.microsoft.com/office/tasks/2019/documenttasks" xmlns:dgm="http://schemas.openxmlformats.org/drawingml/2006/diagram" xmlns:lc="http://schemas.openxmlformats.org/drawingml/2006/lockedCanvas" xmlns:c="http://schemas.openxmlformats.org/drawingml/2006/chart" xmlns:pic="http://schemas.openxmlformats.org/drawingml/2006/picture" xmlns:a="http://schemas.openxmlformats.org/drawingml/2006/main" xmlns:sl="http://schemas.openxmlformats.org/schemaLibrary/2006/main">
-            <w:drawing>
-              <wp:anchor allowOverlap="1" behindDoc="0" distB="0" distT="0" distL="114300" distR="114300" hidden="0" layoutInCell="1" locked="0" relativeHeight="0" simplePos="0">
-                <wp:simplePos x="0" y="0"/>
-                <wp:positionH relativeFrom="column">
-                  <wp:posOffset>-435398</wp:posOffset>
-                </wp:positionH>
-                <wp:positionV relativeFrom="paragraph">
-                  <wp:posOffset>33444</wp:posOffset>
-                </wp:positionV>
-                <wp:extent cx="6580505" cy="1486535"/>
-                <wp:effectExtent b="0" l="0" r="0" t="0"/>
-                <wp:wrapNone/>
-                <wp:docPr id="48" name="image2.png"/>
-                <a:graphic>
-                  <a:graphicData uri="http://schemas.openxmlformats.org/drawingml/2006/picture">
-                    <pic:pic>
-                      <pic:nvPicPr>
-                        <pic:cNvPr id="0" name="image2.png"/>
-                        <pic:cNvPicPr preferRelativeResize="0"/>
-                      </pic:nvPicPr>
-                      <pic:blipFill>
-                        <a:blip r:embed="rId8"/>
-                        <a:srcRect/>
-                        <a:stretch>
-                          <a:fillRect/>
-                        </a:stretch>
-                      </pic:blipFill>
-                      <pic:spPr>
-                        <a:xfrm>
-                          <a:off x="0" y="0"/>
-                          <a:ext cx="6580505" cy="1486535"/>
-                        </a:xfrm>
-                        <a:prstGeom prst="rect"/>
-                        <a:ln/>
-                      </pic:spPr>
-                    </pic:pic>
-                  </a:graphicData>
-                </a:graphic>
-              </wp:anchor>
-            </w:drawing>
+          <mc:Fallback>
+            <w:pict>
+              <v:group w14:anchorId="3C16F5A3" id="Grupo 48" o:spid="_x0000_s1026" style="position:absolute;left:0;text-align:left;margin-left:-34.3pt;margin-top:2.65pt;width:518.15pt;height:117.05pt;z-index:251658240" coordorigin="20557,30367" coordsize="65805,14865" o:gfxdata="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">
+                <v:group id="Grupo 1771008753" o:spid="_x0000_s1027" style="position:absolute;left:20557;top:30367;width:65805;height:14865" coordsize="59034,14868" o:gfxdata="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">
+                  <v:rect id="Rectángulo 1432377259" o:spid="_x0000_s1028" style="position:absolute;width:59034;height:14868;visibility:visible;mso-wrap-style:square;v-text-anchor:middle" o:gfxdata="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" filled="f" stroked="f">
+                    <v:textbox inset="2.53958mm,2.53958mm,2.53958mm,2.53958mm">
+                      <w:txbxContent>
+                        <w:p>
+                          <w:pPr>
+                            <w:spacing w:after="0" w:line="240" w:lineRule="auto"/>
+                            <w:textDirection w:val="btLr"/>
+                          </w:pPr>
+                        </w:p>
+                      </w:txbxContent>
+                    </v:textbox>
+                  </v:rect>
+                  <v:rect id="Rectángulo 1435501673" o:spid="_x0000_s1029" style="position:absolute;left:10247;top:2391;width:48787;height:12363;visibility:visible;mso-wrap-style:square;v-text-anchor:top" o:gfxdata="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" filled="f" stroked="f">
+                    <v:textbox inset="2.53958mm,1.2694mm,2.53958mm,1.2694mm">
+                      <w:txbxContent>
+                        <w:p>
+                          <w:pPr>
+                            <w:spacing w:after="0" w:line="240" w:lineRule="auto"/>
+                            <w:textDirection w:val="btLr"/>
+                          </w:pPr>
+                        </w:p>
+                        <w:p>
+                          <w:pPr>
+                            <w:spacing w:after="0" w:line="240" w:lineRule="auto"/>
+                            <w:textDirection w:val="btLr"/>
+                          </w:pPr>
+                          <w:r>
+                            <w:rPr>
+                              <w:b/>
+                              <w:color w:val="1F3864"/>
+                              <w:sz w:val="48"/>
+                            </w:rPr>
+                            <w:t xml:space="preserve">Guía1. Definición Proyecto APT </w:t>
+                          </w:r>
+                        </w:p>
+                        <w:p>
+                          <w:pPr>
+                            <w:spacing w:after="0" w:line="240" w:lineRule="auto"/>
+                            <w:textDirection w:val="btLr"/>
+                          </w:pPr>
+                          <w:r>
+                            <w:rPr>
+                              <w:b/>
+                              <w:color w:val="1F3864"/>
+                              <w:sz w:val="48"/>
+                            </w:rPr>
+                            <w:t>Asignatura Capstone</w:t>
+                          </w:r>
+                        </w:p>
+                      </w:txbxContent>
+                    </v:textbox>
+                  </v:rect>
+                  <v:rect id="Rectángulo 578993051" o:spid="_x0000_s1030" style="position:absolute;width:9931;height:14868;visibility:visible;mso-wrap-style:square;v-text-anchor:middle" o:gfxdata="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" fillcolor="#1f3864" stroked="f">
+                    <v:textbox inset="2.53958mm,2.53958mm,2.53958mm,2.53958mm">
+                      <w:txbxContent>
+                        <w:p>
+                          <w:pPr>
+                            <w:spacing w:after="0" w:line="240" w:lineRule="auto"/>
+                            <w:textDirection w:val="btLr"/>
+                          </w:pPr>
+                        </w:p>
+                      </w:txbxContent>
+                    </v:textbox>
+                  </v:rect>
+                </v:group>
+              </v:group>
+            </w:pict>
           </mc:Fallback>
         </mc:AlternateContent>
       </w:r>
@@ -456,19 +479,11 @@
                 <w:b/>
               </w:rPr>
             </w:pPr>
-            <w:proofErr w:type="spellStart"/>
-            <w:r>
-              <w:rPr>
-                <w:b/>
-              </w:rPr>
-              <w:t>Ivan</w:t>
-            </w:r>
-            <w:proofErr w:type="spellEnd"/>
-            <w:r>
-              <w:rPr>
-                <w:b/>
-              </w:rPr>
-              <w:t xml:space="preserve"> Javier Diaz Vega</w:t>
+            <w:r>
+              <w:rPr>
+                <w:b/>
+              </w:rPr>
+              <w:t>Ivan Javier Diaz Vega</w:t>
             </w:r>
           </w:p>
         </w:tc>
@@ -511,7 +526,20 @@
               <w:rPr>
                 <w:b/>
               </w:rPr>
-              <w:t>17.810.218-4, 19.620.433-4</w:t>
+              <w:t>17.810.218-4</w:t>
+            </w:r>
+          </w:p>
+          <w:p>
+            <w:pPr>
+              <w:rPr>
+                <w:b/>
+              </w:rPr>
+            </w:pPr>
+            <w:r>
+              <w:rPr>
+                <w:b/>
+              </w:rPr>
+              <w:t>19.620.433-4</w:t>
             </w:r>
           </w:p>
         </w:tc>
@@ -550,33 +578,11 @@
                 <w:b/>
               </w:rPr>
             </w:pPr>
-            <w:proofErr w:type="spellStart"/>
-            <w:r>
-              <w:rPr>
-                <w:b/>
-              </w:rPr>
-              <w:t>Ingenieria</w:t>
-            </w:r>
-            <w:proofErr w:type="spellEnd"/>
-            <w:r>
-              <w:rPr>
-                <w:b/>
-              </w:rPr>
-              <w:t xml:space="preserve"> en </w:t>
-            </w:r>
-            <w:proofErr w:type="spellStart"/>
-            <w:r>
-              <w:rPr>
-                <w:b/>
-              </w:rPr>
-              <w:t>Informatica</w:t>
-            </w:r>
-            <w:proofErr w:type="spellEnd"/>
-            <w:r>
-              <w:rPr>
-                <w:b/>
-              </w:rPr>
-              <w:t xml:space="preserve"> </w:t>
+            <w:r>
+              <w:rPr>
+                <w:b/>
+              </w:rPr>
+              <w:t xml:space="preserve">Ingenieria en Informatica </w:t>
             </w:r>
           </w:p>
         </w:tc>
@@ -785,23 +791,13 @@
                 <w:b/>
               </w:rPr>
             </w:pPr>
-            <w:proofErr w:type="gramStart"/>
             <w:r>
               <w:rPr>
                 <w:i/>
                 <w:sz w:val="20"/>
                 <w:szCs w:val="20"/>
               </w:rPr>
-              <w:t>EventRadar :</w:t>
-            </w:r>
-            <w:proofErr w:type="gramEnd"/>
-            <w:r>
-              <w:rPr>
-                <w:i/>
-                <w:sz w:val="20"/>
-                <w:szCs w:val="20"/>
-              </w:rPr>
-              <w:t xml:space="preserve"> Mapa inteligente de eventos locales</w:t>
+              <w:t>EventRadar : Mapa inteligente de eventos locales</w:t>
             </w:r>
           </w:p>
         </w:tc>
@@ -919,23 +915,7 @@
                 <w:sz w:val="20"/>
                 <w:szCs w:val="20"/>
               </w:rPr>
-              <w:t xml:space="preserve"> conexión entre API externas, base de datos </w:t>
-            </w:r>
-            <w:proofErr w:type="spellStart"/>
-            <w:r>
-              <w:rPr>
-                <w:sz w:val="20"/>
-                <w:szCs w:val="20"/>
-              </w:rPr>
-              <w:t>Supabase</w:t>
-            </w:r>
-            <w:proofErr w:type="spellEnd"/>
-            <w:r>
-              <w:rPr>
-                <w:sz w:val="20"/>
-                <w:szCs w:val="20"/>
-              </w:rPr>
-              <w:t xml:space="preserve"> y servicios de mapas.</w:t>
+              <w:t xml:space="preserve"> conexión entre API externas, base de datos Supabase y servicios de mapas.</w:t>
             </w:r>
           </w:p>
           <w:p>
@@ -990,23 +970,7 @@
                 <w:sz w:val="20"/>
                 <w:szCs w:val="20"/>
               </w:rPr>
-              <w:t xml:space="preserve"> planificación en </w:t>
-            </w:r>
-            <w:proofErr w:type="spellStart"/>
-            <w:r>
-              <w:rPr>
-                <w:sz w:val="20"/>
-                <w:szCs w:val="20"/>
-              </w:rPr>
-              <w:t>sprints</w:t>
-            </w:r>
-            <w:proofErr w:type="spellEnd"/>
-            <w:r>
-              <w:rPr>
-                <w:sz w:val="20"/>
-                <w:szCs w:val="20"/>
-              </w:rPr>
-              <w:t>, gestión colaborativa y control de versiones.</w:t>
+              <w:t xml:space="preserve"> planificación en sprints, gestión colaborativa y control de versiones.</w:t>
             </w:r>
           </w:p>
           <w:p>
@@ -1127,34 +1091,14 @@
               </w:rPr>
               <w:t xml:space="preserve">, utilizando técnicas y buenas prácticas de desarrollo. Desarrollo de una aplicación </w:t>
             </w:r>
-            <w:proofErr w:type="spellStart"/>
-            <w:r>
-              <w:rPr>
-                <w:b/>
-                <w:sz w:val="20"/>
-                <w:szCs w:val="20"/>
-              </w:rPr>
-              <w:t>React</w:t>
-            </w:r>
-            <w:proofErr w:type="spellEnd"/>
-            <w:r>
-              <w:rPr>
-                <w:b/>
-                <w:sz w:val="20"/>
-                <w:szCs w:val="20"/>
-              </w:rPr>
-              <w:t xml:space="preserve"> + Vite + </w:t>
-            </w:r>
-            <w:proofErr w:type="spellStart"/>
-            <w:r>
-              <w:rPr>
-                <w:b/>
-                <w:sz w:val="20"/>
-                <w:szCs w:val="20"/>
-              </w:rPr>
-              <w:t>Tailwind</w:t>
-            </w:r>
-            <w:proofErr w:type="spellEnd"/>
+            <w:r>
+              <w:rPr>
+                <w:b/>
+                <w:sz w:val="20"/>
+                <w:szCs w:val="20"/>
+              </w:rPr>
+              <w:t>React + Vite + Tailwind</w:t>
+            </w:r>
             <w:r>
               <w:rPr>
                 <w:sz w:val="20"/>
@@ -1202,43 +1146,15 @@
                 <w:sz w:val="20"/>
                 <w:szCs w:val="20"/>
               </w:rPr>
-              <w:t xml:space="preserve"> para soportar los requerimientos de la </w:t>
-            </w:r>
-            <w:proofErr w:type="spellStart"/>
-            <w:proofErr w:type="gramStart"/>
-            <w:r>
-              <w:rPr>
-                <w:sz w:val="20"/>
-                <w:szCs w:val="20"/>
-              </w:rPr>
-              <w:t>aplicación.Diseño</w:t>
-            </w:r>
-            <w:proofErr w:type="spellEnd"/>
-            <w:proofErr w:type="gramEnd"/>
-            <w:r>
-              <w:rPr>
-                <w:sz w:val="20"/>
-                <w:szCs w:val="20"/>
-              </w:rPr>
-              <w:t xml:space="preserve"> e implementación de la base de datos en </w:t>
-            </w:r>
-            <w:proofErr w:type="spellStart"/>
-            <w:r>
-              <w:rPr>
-                <w:b/>
-                <w:sz w:val="20"/>
-                <w:szCs w:val="20"/>
-              </w:rPr>
-              <w:t>Supabase</w:t>
-            </w:r>
-            <w:proofErr w:type="spellEnd"/>
-            <w:r>
-              <w:rPr>
-                <w:b/>
-                <w:sz w:val="20"/>
-                <w:szCs w:val="20"/>
-              </w:rPr>
-              <w:t xml:space="preserve"> (PostgreSQL)</w:t>
+              <w:t xml:space="preserve"> para soportar los requerimientos de la aplicación.Diseño e implementación de la base de datos en </w:t>
+            </w:r>
+            <w:r>
+              <w:rPr>
+                <w:b/>
+                <w:sz w:val="20"/>
+                <w:szCs w:val="20"/>
+              </w:rPr>
+              <w:t>Supabase (PostgreSQL)</w:t>
             </w:r>
             <w:r>
               <w:rPr>
@@ -1265,18 +1181,8 @@
                 <w:sz w:val="20"/>
                 <w:szCs w:val="20"/>
               </w:rPr>
-              <w:t xml:space="preserve">Programar consultas, servicios y </w:t>
-            </w:r>
-            <w:proofErr w:type="spellStart"/>
-            <w:r>
-              <w:rPr>
-                <w:b/>
-                <w:sz w:val="20"/>
-                <w:szCs w:val="20"/>
-              </w:rPr>
-              <w:t>endpoints</w:t>
-            </w:r>
-            <w:proofErr w:type="spellEnd"/>
+              <w:t>Programar consultas, servicios y endpoints</w:t>
+            </w:r>
             <w:r>
               <w:rPr>
                 <w:sz w:val="20"/>
@@ -1284,23 +1190,13 @@
               </w:rPr>
               <w:t xml:space="preserve"> para manipular información desde la base de datos y APIs externas. Uso de </w:t>
             </w:r>
-            <w:proofErr w:type="spellStart"/>
-            <w:r>
-              <w:rPr>
-                <w:b/>
-                <w:sz w:val="20"/>
-                <w:szCs w:val="20"/>
-              </w:rPr>
-              <w:t>Supabase</w:t>
-            </w:r>
-            <w:proofErr w:type="spellEnd"/>
-            <w:r>
-              <w:rPr>
-                <w:b/>
-                <w:sz w:val="20"/>
-                <w:szCs w:val="20"/>
-              </w:rPr>
-              <w:t xml:space="preserve"> Client</w:t>
+            <w:r>
+              <w:rPr>
+                <w:b/>
+                <w:sz w:val="20"/>
+                <w:szCs w:val="20"/>
+              </w:rPr>
+              <w:t>Supabase Client</w:t>
             </w:r>
             <w:r>
               <w:rPr>
@@ -1315,18 +1211,8 @@
                 <w:sz w:val="20"/>
                 <w:szCs w:val="20"/>
               </w:rPr>
-              <w:t xml:space="preserve">Edge </w:t>
-            </w:r>
-            <w:proofErr w:type="spellStart"/>
-            <w:r>
-              <w:rPr>
-                <w:b/>
-                <w:sz w:val="20"/>
-                <w:szCs w:val="20"/>
-              </w:rPr>
-              <w:t>Functions</w:t>
-            </w:r>
-            <w:proofErr w:type="spellEnd"/>
+              <w:t>Edge Functions</w:t>
+            </w:r>
             <w:r>
               <w:rPr>
                 <w:sz w:val="20"/>
@@ -1334,7 +1220,6 @@
               </w:rPr>
               <w:t xml:space="preserve"> (o backend Node.js/Express) para integrar fuentes como </w:t>
             </w:r>
-            <w:proofErr w:type="spellStart"/>
             <w:r>
               <w:rPr>
                 <w:b/>
@@ -1343,7 +1228,6 @@
               </w:rPr>
               <w:t>Eventbrite</w:t>
             </w:r>
-            <w:proofErr w:type="spellEnd"/>
             <w:r>
               <w:rPr>
                 <w:sz w:val="20"/>
@@ -1406,42 +1290,16 @@
                 <w:sz w:val="20"/>
                 <w:szCs w:val="20"/>
               </w:rPr>
-              <w:t xml:space="preserve">Arquitectura full </w:t>
-            </w:r>
-            <w:proofErr w:type="spellStart"/>
-            <w:r>
-              <w:rPr>
-                <w:sz w:val="20"/>
-                <w:szCs w:val="20"/>
-              </w:rPr>
-              <w:t>stack</w:t>
-            </w:r>
-            <w:proofErr w:type="spellEnd"/>
-            <w:r>
-              <w:rPr>
-                <w:sz w:val="20"/>
-                <w:szCs w:val="20"/>
-              </w:rPr>
-              <w:t xml:space="preserve"> basada en capas (</w:t>
-            </w:r>
-            <w:r>
-              <w:rPr>
-                <w:b/>
-                <w:sz w:val="20"/>
-                <w:szCs w:val="20"/>
-              </w:rPr>
-              <w:t xml:space="preserve">frontend </w:t>
-            </w:r>
-            <w:proofErr w:type="spellStart"/>
-            <w:r>
-              <w:rPr>
-                <w:b/>
-                <w:sz w:val="20"/>
-                <w:szCs w:val="20"/>
-              </w:rPr>
-              <w:t>React</w:t>
-            </w:r>
-            <w:proofErr w:type="spellEnd"/>
+              <w:t>Arquitectura full stack basada en capas (</w:t>
+            </w:r>
+            <w:r>
+              <w:rPr>
+                <w:b/>
+                <w:sz w:val="20"/>
+                <w:szCs w:val="20"/>
+              </w:rPr>
+              <w:t>frontend React</w:t>
+            </w:r>
             <w:r>
               <w:rPr>
                 <w:sz w:val="20"/>
@@ -1455,36 +1313,8 @@
                 <w:sz w:val="20"/>
                 <w:szCs w:val="20"/>
               </w:rPr>
-              <w:t xml:space="preserve">API </w:t>
-            </w:r>
-            <w:proofErr w:type="spellStart"/>
-            <w:r>
-              <w:rPr>
-                <w:b/>
-                <w:sz w:val="20"/>
-                <w:szCs w:val="20"/>
-              </w:rPr>
-              <w:t>Node</w:t>
-            </w:r>
-            <w:proofErr w:type="spellEnd"/>
-            <w:r>
-              <w:rPr>
-                <w:b/>
-                <w:sz w:val="20"/>
-                <w:szCs w:val="20"/>
-              </w:rPr>
-              <w:t>/</w:t>
-            </w:r>
-            <w:proofErr w:type="spellStart"/>
-            <w:r>
-              <w:rPr>
-                <w:b/>
-                <w:sz w:val="20"/>
-                <w:szCs w:val="20"/>
-              </w:rPr>
-              <w:t>Supabase</w:t>
-            </w:r>
-            <w:proofErr w:type="spellEnd"/>
+              <w:t>API Node/Supabase</w:t>
+            </w:r>
             <w:r>
               <w:rPr>
                 <w:sz w:val="20"/>
@@ -1505,23 +1335,7 @@
                 <w:sz w:val="20"/>
                 <w:szCs w:val="20"/>
               </w:rPr>
-              <w:t xml:space="preserve">) con despliegue modular y comunicación vía REST/Edge </w:t>
-            </w:r>
-            <w:proofErr w:type="spellStart"/>
-            <w:r>
-              <w:rPr>
-                <w:sz w:val="20"/>
-                <w:szCs w:val="20"/>
-              </w:rPr>
-              <w:t>Functions</w:t>
-            </w:r>
-            <w:proofErr w:type="spellEnd"/>
-            <w:r>
-              <w:rPr>
-                <w:sz w:val="20"/>
-                <w:szCs w:val="20"/>
-              </w:rPr>
-              <w:t>.</w:t>
+              <w:t>) con despliegue modular y comunicación vía REST/Edge Functions.</w:t>
             </w:r>
           </w:p>
           <w:p>
@@ -1558,34 +1372,14 @@
               </w:rPr>
               <w:t xml:space="preserve"> Aplicación de </w:t>
             </w:r>
-            <w:proofErr w:type="spellStart"/>
-            <w:r>
-              <w:rPr>
-                <w:b/>
-                <w:sz w:val="20"/>
-                <w:szCs w:val="20"/>
-              </w:rPr>
-              <w:t>Supabase</w:t>
-            </w:r>
-            <w:proofErr w:type="spellEnd"/>
-            <w:r>
-              <w:rPr>
-                <w:b/>
-                <w:sz w:val="20"/>
-                <w:szCs w:val="20"/>
-              </w:rPr>
-              <w:t xml:space="preserve"> </w:t>
-            </w:r>
-            <w:proofErr w:type="spellStart"/>
-            <w:r>
-              <w:rPr>
-                <w:b/>
-                <w:sz w:val="20"/>
-                <w:szCs w:val="20"/>
-              </w:rPr>
-              <w:t>Auth</w:t>
-            </w:r>
-            <w:proofErr w:type="spellEnd"/>
+            <w:r>
+              <w:rPr>
+                <w:b/>
+                <w:sz w:val="20"/>
+                <w:szCs w:val="20"/>
+              </w:rPr>
+              <w:t>Supabase Auth</w:t>
+            </w:r>
             <w:r>
               <w:rPr>
                 <w:sz w:val="20"/>
@@ -1670,44 +1464,16 @@
                 <w:sz w:val="20"/>
                 <w:szCs w:val="20"/>
               </w:rPr>
-              <w:t xml:space="preserve"> para mejorar la experiencia y eficiencia de la </w:t>
-            </w:r>
-            <w:proofErr w:type="spellStart"/>
-            <w:proofErr w:type="gramStart"/>
-            <w:r>
-              <w:rPr>
-                <w:sz w:val="20"/>
-                <w:szCs w:val="20"/>
-              </w:rPr>
-              <w:t>solución.Integración</w:t>
-            </w:r>
-            <w:proofErr w:type="spellEnd"/>
-            <w:proofErr w:type="gramEnd"/>
-            <w:r>
-              <w:rPr>
-                <w:sz w:val="20"/>
-                <w:szCs w:val="20"/>
-              </w:rPr>
-              <w:t xml:space="preserve"> de un modelo </w:t>
-            </w:r>
-            <w:r>
-              <w:rPr>
-                <w:b/>
-                <w:sz w:val="20"/>
-                <w:szCs w:val="20"/>
-              </w:rPr>
-              <w:t>GPT/</w:t>
-            </w:r>
-            <w:proofErr w:type="spellStart"/>
-            <w:r>
-              <w:rPr>
-                <w:b/>
-                <w:sz w:val="20"/>
-                <w:szCs w:val="20"/>
-              </w:rPr>
-              <w:t>DeepSeek</w:t>
-            </w:r>
-            <w:proofErr w:type="spellEnd"/>
+              <w:t xml:space="preserve"> para mejorar la experiencia y eficiencia de la solución.Integración de un modelo </w:t>
+            </w:r>
+            <w:r>
+              <w:rPr>
+                <w:b/>
+                <w:sz w:val="20"/>
+                <w:szCs w:val="20"/>
+              </w:rPr>
+              <w:t>GPT/DeepSeek</w:t>
+            </w:r>
             <w:r>
               <w:rPr>
                 <w:sz w:val="20"/>
@@ -1800,39 +1566,7 @@
                 <w:sz w:val="20"/>
                 <w:szCs w:val="20"/>
               </w:rPr>
-              <w:t xml:space="preserve"> (</w:t>
-            </w:r>
-            <w:proofErr w:type="spellStart"/>
-            <w:r>
-              <w:rPr>
-                <w:sz w:val="20"/>
-                <w:szCs w:val="20"/>
-              </w:rPr>
-              <w:t>Vitest</w:t>
-            </w:r>
-            <w:proofErr w:type="spellEnd"/>
-            <w:r>
-              <w:rPr>
-                <w:sz w:val="20"/>
-                <w:szCs w:val="20"/>
-              </w:rPr>
-              <w:t>/</w:t>
-            </w:r>
-            <w:proofErr w:type="spellStart"/>
-            <w:r>
-              <w:rPr>
-                <w:sz w:val="20"/>
-                <w:szCs w:val="20"/>
-              </w:rPr>
-              <w:t>Postman</w:t>
-            </w:r>
-            <w:proofErr w:type="spellEnd"/>
-            <w:r>
-              <w:rPr>
-                <w:sz w:val="20"/>
-                <w:szCs w:val="20"/>
-              </w:rPr>
-              <w:t xml:space="preserve">) y verificación en dispositivos móviles con </w:t>
+              <w:t xml:space="preserve"> (Vitest/Postman) y verificación en dispositivos móviles con </w:t>
             </w:r>
             <w:r>
               <w:rPr>
@@ -1881,25 +1615,7 @@
                 <w:sz w:val="20"/>
                 <w:szCs w:val="20"/>
               </w:rPr>
-              <w:t xml:space="preserve"> aplicando metodologías ágiles y herramientas de </w:t>
-            </w:r>
-            <w:proofErr w:type="spellStart"/>
-            <w:proofErr w:type="gramStart"/>
-            <w:r>
-              <w:rPr>
-                <w:sz w:val="20"/>
-                <w:szCs w:val="20"/>
-              </w:rPr>
-              <w:t>colaboración.Uso</w:t>
-            </w:r>
-            <w:proofErr w:type="spellEnd"/>
-            <w:proofErr w:type="gramEnd"/>
-            <w:r>
-              <w:rPr>
-                <w:sz w:val="20"/>
-                <w:szCs w:val="20"/>
-              </w:rPr>
-              <w:t xml:space="preserve"> de </w:t>
+              <w:t xml:space="preserve"> aplicando metodologías ágiles y herramientas de colaboración.Uso de </w:t>
             </w:r>
             <w:r>
               <w:rPr>
@@ -1922,18 +1638,8 @@
                 <w:sz w:val="20"/>
                 <w:szCs w:val="20"/>
               </w:rPr>
-              <w:t>Trello/</w:t>
-            </w:r>
-            <w:proofErr w:type="spellStart"/>
-            <w:r>
-              <w:rPr>
-                <w:b/>
-                <w:sz w:val="20"/>
-                <w:szCs w:val="20"/>
-              </w:rPr>
-              <w:t>Notion</w:t>
-            </w:r>
-            <w:proofErr w:type="spellEnd"/>
+              <w:t>Trello/Notion</w:t>
+            </w:r>
             <w:r>
               <w:rPr>
                 <w:sz w:val="20"/>
@@ -2567,52 +2273,16 @@
                 <w:sz w:val="20"/>
                 <w:szCs w:val="20"/>
               </w:rPr>
-              <w:t xml:space="preserve"> es una aplicación web/</w:t>
-            </w:r>
-            <w:proofErr w:type="gramStart"/>
-            <w:r>
-              <w:rPr>
-                <w:sz w:val="20"/>
-                <w:szCs w:val="20"/>
-              </w:rPr>
-              <w:t>móvil desarrollada</w:t>
-            </w:r>
-            <w:proofErr w:type="gramEnd"/>
-            <w:r>
-              <w:rPr>
-                <w:sz w:val="20"/>
-                <w:szCs w:val="20"/>
-              </w:rPr>
-              <w:t xml:space="preserve"> en </w:t>
-            </w:r>
-            <w:proofErr w:type="spellStart"/>
-            <w:r>
-              <w:rPr>
-                <w:b/>
-                <w:sz w:val="20"/>
-                <w:szCs w:val="20"/>
-              </w:rPr>
-              <w:t>React</w:t>
-            </w:r>
-            <w:proofErr w:type="spellEnd"/>
-            <w:r>
-              <w:rPr>
-                <w:b/>
-                <w:sz w:val="20"/>
-                <w:szCs w:val="20"/>
-              </w:rPr>
-              <w:t xml:space="preserve"> + Vite + </w:t>
-            </w:r>
-            <w:proofErr w:type="spellStart"/>
-            <w:r>
-              <w:rPr>
-                <w:b/>
-                <w:sz w:val="20"/>
-                <w:szCs w:val="20"/>
-              </w:rPr>
-              <w:t>Tailwind</w:t>
-            </w:r>
-            <w:proofErr w:type="spellEnd"/>
+              <w:t xml:space="preserve"> es una aplicación web/móvil desarrollada en </w:t>
+            </w:r>
+            <w:r>
+              <w:rPr>
+                <w:b/>
+                <w:sz w:val="20"/>
+                <w:szCs w:val="20"/>
+              </w:rPr>
+              <w:t>React + Vite + Tailwind</w:t>
+            </w:r>
             <w:r>
               <w:rPr>
                 <w:sz w:val="20"/>
@@ -2635,7 +2305,6 @@
               </w:rPr>
               <w:t xml:space="preserve">, y respaldada por </w:t>
             </w:r>
-            <w:proofErr w:type="spellStart"/>
             <w:r>
               <w:rPr>
                 <w:b/>
@@ -2644,7 +2313,6 @@
               </w:rPr>
               <w:t>Supabase</w:t>
             </w:r>
-            <w:proofErr w:type="spellEnd"/>
             <w:r>
               <w:rPr>
                 <w:sz w:val="20"/>
@@ -2804,34 +2472,14 @@
               </w:rPr>
               <w:t xml:space="preserve">) mediante </w:t>
             </w:r>
-            <w:proofErr w:type="spellStart"/>
-            <w:r>
-              <w:rPr>
-                <w:b/>
-                <w:sz w:val="20"/>
-                <w:szCs w:val="20"/>
-              </w:rPr>
-              <w:t>Supabase</w:t>
-            </w:r>
-            <w:proofErr w:type="spellEnd"/>
-            <w:r>
-              <w:rPr>
-                <w:b/>
-                <w:sz w:val="20"/>
-                <w:szCs w:val="20"/>
-              </w:rPr>
-              <w:t xml:space="preserve"> </w:t>
-            </w:r>
-            <w:proofErr w:type="spellStart"/>
-            <w:r>
-              <w:rPr>
-                <w:b/>
-                <w:sz w:val="20"/>
-                <w:szCs w:val="20"/>
-              </w:rPr>
-              <w:t>Auth</w:t>
-            </w:r>
-            <w:proofErr w:type="spellEnd"/>
+            <w:r>
+              <w:rPr>
+                <w:b/>
+                <w:sz w:val="20"/>
+                <w:szCs w:val="20"/>
+              </w:rPr>
+              <w:t>Supabase Auth</w:t>
+            </w:r>
             <w:r>
               <w:rPr>
                 <w:sz w:val="20"/>
@@ -2852,39 +2500,7 @@
                 <w:sz w:val="20"/>
                 <w:szCs w:val="20"/>
               </w:rPr>
-              <w:t xml:space="preserve"> (</w:t>
-            </w:r>
-            <w:proofErr w:type="spellStart"/>
-            <w:r>
-              <w:rPr>
-                <w:sz w:val="20"/>
-                <w:szCs w:val="20"/>
-              </w:rPr>
-              <w:t>Row</w:t>
-            </w:r>
-            <w:proofErr w:type="spellEnd"/>
-            <w:r>
-              <w:rPr>
-                <w:sz w:val="20"/>
-                <w:szCs w:val="20"/>
-              </w:rPr>
-              <w:t xml:space="preserve"> </w:t>
-            </w:r>
-            <w:proofErr w:type="spellStart"/>
-            <w:r>
-              <w:rPr>
-                <w:sz w:val="20"/>
-                <w:szCs w:val="20"/>
-              </w:rPr>
-              <w:t>Level</w:t>
-            </w:r>
-            <w:proofErr w:type="spellEnd"/>
-            <w:r>
-              <w:rPr>
-                <w:sz w:val="20"/>
-                <w:szCs w:val="20"/>
-              </w:rPr>
-              <w:t xml:space="preserve"> Security).</w:t>
+              <w:t xml:space="preserve"> (Row Level Security).</w:t>
             </w:r>
           </w:p>
           <w:p>
@@ -2942,36 +2558,8 @@
                 <w:sz w:val="20"/>
                 <w:szCs w:val="20"/>
               </w:rPr>
-              <w:t xml:space="preserve">Capacitor </w:t>
-            </w:r>
-            <w:proofErr w:type="spellStart"/>
-            <w:r>
-              <w:rPr>
-                <w:b/>
-                <w:sz w:val="20"/>
-                <w:szCs w:val="20"/>
-              </w:rPr>
-              <w:t>Push</w:t>
-            </w:r>
-            <w:proofErr w:type="spellEnd"/>
-            <w:r>
-              <w:rPr>
-                <w:b/>
-                <w:sz w:val="20"/>
-                <w:szCs w:val="20"/>
-              </w:rPr>
-              <w:t xml:space="preserve"> </w:t>
-            </w:r>
-            <w:proofErr w:type="spellStart"/>
-            <w:r>
-              <w:rPr>
-                <w:b/>
-                <w:sz w:val="20"/>
-                <w:szCs w:val="20"/>
-              </w:rPr>
-              <w:t>Notifications</w:t>
-            </w:r>
-            <w:proofErr w:type="spellEnd"/>
+              <w:t>Capacitor Push Notifications</w:t>
+            </w:r>
             <w:r>
               <w:rPr>
                 <w:sz w:val="20"/>
@@ -3012,32 +2600,7 @@
                 <w:sz w:val="20"/>
                 <w:szCs w:val="20"/>
               </w:rPr>
-              <w:t xml:space="preserve"> (</w:t>
-            </w:r>
-            <w:proofErr w:type="spellStart"/>
-            <w:proofErr w:type="gramStart"/>
-            <w:r>
-              <w:rPr>
-                <w:sz w:val="20"/>
-                <w:szCs w:val="20"/>
-              </w:rPr>
-              <w:t>DeepSeek</w:t>
-            </w:r>
-            <w:proofErr w:type="spellEnd"/>
-            <w:r>
-              <w:rPr>
-                <w:sz w:val="20"/>
-                <w:szCs w:val="20"/>
-              </w:rPr>
-              <w:t xml:space="preserve"> .</w:t>
-            </w:r>
-            <w:proofErr w:type="gramEnd"/>
-            <w:r>
-              <w:rPr>
-                <w:sz w:val="20"/>
-                <w:szCs w:val="20"/>
-              </w:rPr>
-              <w:t xml:space="preserve"> API) para </w:t>
+              <w:t xml:space="preserve"> (DeepSeek . API) para </w:t>
             </w:r>
             <w:r>
               <w:rPr>
@@ -3102,23 +2665,7 @@
                 <w:sz w:val="20"/>
                 <w:szCs w:val="20"/>
               </w:rPr>
-              <w:t xml:space="preserve"> (como </w:t>
-            </w:r>
-            <w:proofErr w:type="spellStart"/>
-            <w:r>
-              <w:rPr>
-                <w:sz w:val="20"/>
-                <w:szCs w:val="20"/>
-              </w:rPr>
-              <w:t>Eventbrite</w:t>
-            </w:r>
-            <w:proofErr w:type="spellEnd"/>
-            <w:r>
-              <w:rPr>
-                <w:sz w:val="20"/>
-                <w:szCs w:val="20"/>
-              </w:rPr>
-              <w:t xml:space="preserve"> o Google Places) para importar y enriquecer la información de eventos.</w:t>
+              <w:t xml:space="preserve"> (como Eventbrite o Google Places) para importar y enriquecer la información de eventos.</w:t>
             </w:r>
           </w:p>
           <w:p>
@@ -3168,34 +2715,14 @@
               </w:rPr>
               <w:t xml:space="preserve"> gestionará funciones de integración y seguridad adicional, mientras que </w:t>
             </w:r>
-            <w:proofErr w:type="spellStart"/>
-            <w:r>
-              <w:rPr>
-                <w:b/>
-                <w:sz w:val="20"/>
-                <w:szCs w:val="20"/>
-              </w:rPr>
-              <w:t>Supabase</w:t>
-            </w:r>
-            <w:proofErr w:type="spellEnd"/>
-            <w:r>
-              <w:rPr>
-                <w:b/>
-                <w:sz w:val="20"/>
-                <w:szCs w:val="20"/>
-              </w:rPr>
-              <w:t xml:space="preserve"> Edge </w:t>
-            </w:r>
-            <w:proofErr w:type="spellStart"/>
-            <w:r>
-              <w:rPr>
-                <w:b/>
-                <w:sz w:val="20"/>
-                <w:szCs w:val="20"/>
-              </w:rPr>
-              <w:t>Functions</w:t>
-            </w:r>
-            <w:proofErr w:type="spellEnd"/>
+            <w:r>
+              <w:rPr>
+                <w:b/>
+                <w:sz w:val="20"/>
+                <w:szCs w:val="20"/>
+              </w:rPr>
+              <w:t>Supabase Edge Functions</w:t>
+            </w:r>
             <w:r>
               <w:rPr>
                 <w:sz w:val="20"/>
@@ -3335,23 +2862,7 @@
                 <w:sz w:val="20"/>
                 <w:szCs w:val="20"/>
               </w:rPr>
-              <w:t xml:space="preserve"> escalables y seguras (</w:t>
-            </w:r>
-            <w:proofErr w:type="spellStart"/>
-            <w:r>
-              <w:rPr>
-                <w:sz w:val="20"/>
-                <w:szCs w:val="20"/>
-              </w:rPr>
-              <w:t>Supabase</w:t>
-            </w:r>
-            <w:proofErr w:type="spellEnd"/>
-            <w:r>
-              <w:rPr>
-                <w:sz w:val="20"/>
-                <w:szCs w:val="20"/>
-              </w:rPr>
-              <w:t>).</w:t>
+              <w:t xml:space="preserve"> escalables y seguras (Supabase).</w:t>
             </w:r>
           </w:p>
           <w:p>
@@ -3677,39 +3188,7 @@
                 <w:sz w:val="20"/>
                 <w:szCs w:val="20"/>
               </w:rPr>
-              <w:t xml:space="preserve"> diseño e implementación de interfaces interactivas en </w:t>
-            </w:r>
-            <w:proofErr w:type="spellStart"/>
-            <w:r>
-              <w:rPr>
-                <w:sz w:val="20"/>
-                <w:szCs w:val="20"/>
-              </w:rPr>
-              <w:t>React</w:t>
-            </w:r>
-            <w:proofErr w:type="spellEnd"/>
-            <w:r>
-              <w:rPr>
-                <w:sz w:val="20"/>
-                <w:szCs w:val="20"/>
-              </w:rPr>
-              <w:t xml:space="preserve"> + </w:t>
-            </w:r>
-            <w:proofErr w:type="spellStart"/>
-            <w:r>
-              <w:rPr>
-                <w:sz w:val="20"/>
-                <w:szCs w:val="20"/>
-              </w:rPr>
-              <w:t>Tailwind</w:t>
-            </w:r>
-            <w:proofErr w:type="spellEnd"/>
-            <w:r>
-              <w:rPr>
-                <w:sz w:val="20"/>
-                <w:szCs w:val="20"/>
-              </w:rPr>
-              <w:t>.</w:t>
+              <w:t xml:space="preserve"> diseño e implementación de interfaces interactivas en React + Tailwind.</w:t>
             </w:r>
           </w:p>
           <w:p>
@@ -3737,39 +3216,7 @@
                 <w:sz w:val="20"/>
                 <w:szCs w:val="20"/>
               </w:rPr>
-              <w:t xml:space="preserve"> gestión de </w:t>
-            </w:r>
-            <w:proofErr w:type="spellStart"/>
-            <w:r>
-              <w:rPr>
-                <w:sz w:val="20"/>
-                <w:szCs w:val="20"/>
-              </w:rPr>
-              <w:t>Supabase</w:t>
-            </w:r>
-            <w:proofErr w:type="spellEnd"/>
-            <w:r>
-              <w:rPr>
-                <w:sz w:val="20"/>
-                <w:szCs w:val="20"/>
-              </w:rPr>
-              <w:t xml:space="preserve">, creación de </w:t>
-            </w:r>
-            <w:proofErr w:type="spellStart"/>
-            <w:r>
-              <w:rPr>
-                <w:sz w:val="20"/>
-                <w:szCs w:val="20"/>
-              </w:rPr>
-              <w:t>endpoints</w:t>
-            </w:r>
-            <w:proofErr w:type="spellEnd"/>
-            <w:r>
-              <w:rPr>
-                <w:sz w:val="20"/>
-                <w:szCs w:val="20"/>
-              </w:rPr>
-              <w:t xml:space="preserve"> y control de roles.</w:t>
+              <w:t xml:space="preserve"> gestión de Supabase, creación de endpoints y control de roles.</w:t>
             </w:r>
           </w:p>
           <w:p>
@@ -3955,18 +3402,8 @@
                 <w:sz w:val="20"/>
                 <w:szCs w:val="20"/>
               </w:rPr>
-              <w:t xml:space="preserve">7 </w:t>
-            </w:r>
-            <w:proofErr w:type="spellStart"/>
-            <w:r>
-              <w:rPr>
-                <w:b/>
-                <w:sz w:val="20"/>
-                <w:szCs w:val="20"/>
-              </w:rPr>
-              <w:t>sprints</w:t>
-            </w:r>
-            <w:proofErr w:type="spellEnd"/>
+              <w:t>7 sprints</w:t>
+            </w:r>
             <w:r>
               <w:rPr>
                 <w:sz w:val="20"/>
@@ -4027,23 +3464,7 @@
                 <w:sz w:val="20"/>
                 <w:szCs w:val="20"/>
               </w:rPr>
-              <w:t xml:space="preserve"> Scrum adaptado, con </w:t>
-            </w:r>
-            <w:proofErr w:type="spellStart"/>
-            <w:r>
-              <w:rPr>
-                <w:sz w:val="20"/>
-                <w:szCs w:val="20"/>
-              </w:rPr>
-              <w:t>sprints</w:t>
-            </w:r>
-            <w:proofErr w:type="spellEnd"/>
-            <w:r>
-              <w:rPr>
-                <w:sz w:val="20"/>
-                <w:szCs w:val="20"/>
-              </w:rPr>
-              <w:t>.</w:t>
+              <w:t xml:space="preserve"> Scrum adaptado, con sprints.</w:t>
             </w:r>
             <w:r>
               <w:rPr>
@@ -4078,23 +3499,7 @@
                 <w:sz w:val="20"/>
                 <w:szCs w:val="20"/>
               </w:rPr>
-              <w:t xml:space="preserve">Computadores personales y entornos locales de desarrollo (VS </w:t>
-            </w:r>
-            <w:proofErr w:type="spellStart"/>
-            <w:r>
-              <w:rPr>
-                <w:sz w:val="20"/>
-                <w:szCs w:val="20"/>
-              </w:rPr>
-              <w:t>Code</w:t>
-            </w:r>
-            <w:proofErr w:type="spellEnd"/>
-            <w:r>
-              <w:rPr>
-                <w:sz w:val="20"/>
-                <w:szCs w:val="20"/>
-              </w:rPr>
-              <w:t>, Node.js).</w:t>
+              <w:t>Computadores personales y entornos locales de desarrollo (VS Code, Node.js).</w:t>
             </w:r>
           </w:p>
           <w:p>
@@ -4116,7 +3521,6 @@
               </w:rPr>
               <w:t xml:space="preserve">Cuentas gratuitas en </w:t>
             </w:r>
-            <w:proofErr w:type="spellStart"/>
             <w:r>
               <w:rPr>
                 <w:b/>
@@ -4125,7 +3529,6 @@
               </w:rPr>
               <w:t>Supabase</w:t>
             </w:r>
-            <w:proofErr w:type="spellEnd"/>
             <w:r>
               <w:rPr>
                 <w:sz w:val="20"/>
@@ -4133,7 +3536,6 @@
               </w:rPr>
               <w:t xml:space="preserve">, </w:t>
             </w:r>
-            <w:proofErr w:type="spellStart"/>
             <w:r>
               <w:rPr>
                 <w:b/>
@@ -4142,7 +3544,6 @@
               </w:rPr>
               <w:t>Vercel</w:t>
             </w:r>
-            <w:proofErr w:type="spellEnd"/>
             <w:r>
               <w:rPr>
                 <w:sz w:val="20"/>
@@ -4165,23 +3566,13 @@
               </w:rPr>
               <w:t xml:space="preserve">, </w:t>
             </w:r>
-            <w:proofErr w:type="spellStart"/>
-            <w:r>
-              <w:rPr>
-                <w:b/>
-                <w:sz w:val="20"/>
-                <w:szCs w:val="20"/>
-              </w:rPr>
-              <w:t>Eventbrite</w:t>
-            </w:r>
-            <w:proofErr w:type="spellEnd"/>
-            <w:r>
-              <w:rPr>
-                <w:b/>
-                <w:sz w:val="20"/>
-                <w:szCs w:val="20"/>
-              </w:rPr>
-              <w:t xml:space="preserve"> API</w:t>
+            <w:r>
+              <w:rPr>
+                <w:b/>
+                <w:sz w:val="20"/>
+                <w:szCs w:val="20"/>
+              </w:rPr>
+              <w:t>Eventbrite API</w:t>
             </w:r>
             <w:r>
               <w:rPr>
@@ -4196,36 +3587,8 @@
                 <w:sz w:val="20"/>
                 <w:szCs w:val="20"/>
               </w:rPr>
-              <w:t xml:space="preserve">Google </w:t>
-            </w:r>
-            <w:proofErr w:type="spellStart"/>
-            <w:r>
-              <w:rPr>
-                <w:b/>
-                <w:sz w:val="20"/>
-                <w:szCs w:val="20"/>
-              </w:rPr>
-              <w:t>Maps</w:t>
-            </w:r>
-            <w:proofErr w:type="spellEnd"/>
-            <w:r>
-              <w:rPr>
-                <w:b/>
-                <w:sz w:val="20"/>
-                <w:szCs w:val="20"/>
-              </w:rPr>
-              <w:t>/</w:t>
-            </w:r>
-            <w:proofErr w:type="spellStart"/>
-            <w:r>
-              <w:rPr>
-                <w:b/>
-                <w:sz w:val="20"/>
-                <w:szCs w:val="20"/>
-              </w:rPr>
-              <w:t>Mapbox</w:t>
-            </w:r>
-            <w:proofErr w:type="spellEnd"/>
+              <w:t>Google Maps/Mapbox</w:t>
+            </w:r>
             <w:r>
               <w:rPr>
                 <w:sz w:val="20"/>
@@ -4492,23 +3855,7 @@
                 <w:sz w:val="20"/>
                 <w:szCs w:val="20"/>
               </w:rPr>
-              <w:t xml:space="preserve">, una aplicación (PWA y </w:t>
-            </w:r>
-            <w:proofErr w:type="gramStart"/>
-            <w:r>
-              <w:rPr>
-                <w:sz w:val="20"/>
-                <w:szCs w:val="20"/>
-              </w:rPr>
-              <w:t>móvil empaquetada</w:t>
-            </w:r>
-            <w:proofErr w:type="gramEnd"/>
-            <w:r>
-              <w:rPr>
-                <w:sz w:val="20"/>
-                <w:szCs w:val="20"/>
-              </w:rPr>
-              <w:t xml:space="preserve"> con Capacitor) que permita visualizar en un </w:t>
+              <w:t xml:space="preserve">, una aplicación (PWA y móvil empaquetada con Capacitor) que permita visualizar en un </w:t>
             </w:r>
             <w:r>
               <w:rPr>
@@ -4553,23 +3900,7 @@
                 <w:sz w:val="20"/>
                 <w:szCs w:val="20"/>
               </w:rPr>
-              <w:t xml:space="preserve"> en </w:t>
-            </w:r>
-            <w:proofErr w:type="spellStart"/>
-            <w:r>
-              <w:rPr>
-                <w:sz w:val="20"/>
-                <w:szCs w:val="20"/>
-              </w:rPr>
-              <w:t>Supabase</w:t>
-            </w:r>
-            <w:proofErr w:type="spellEnd"/>
-            <w:r>
-              <w:rPr>
-                <w:sz w:val="20"/>
-                <w:szCs w:val="20"/>
-              </w:rPr>
-              <w:t xml:space="preserve">, </w:t>
+              <w:t xml:space="preserve"> en Supabase, </w:t>
             </w:r>
             <w:r>
               <w:rPr>
@@ -4706,25 +4037,7 @@
                 <w:sz w:val="20"/>
                 <w:szCs w:val="20"/>
               </w:rPr>
-              <w:t xml:space="preserve">1 </w:t>
-            </w:r>
-            <w:proofErr w:type="gramStart"/>
-            <w:r>
-              <w:rPr>
-                <w:b/>
-                <w:sz w:val="20"/>
-                <w:szCs w:val="20"/>
-              </w:rPr>
-              <w:t>Arquitectura</w:t>
-            </w:r>
-            <w:proofErr w:type="gramEnd"/>
-            <w:r>
-              <w:rPr>
-                <w:b/>
-                <w:sz w:val="20"/>
-                <w:szCs w:val="20"/>
-              </w:rPr>
-              <w:t xml:space="preserve"> y datos</w:t>
+              <w:t>1 Arquitectura y datos</w:t>
             </w:r>
             <w:r>
               <w:rPr>
@@ -4767,87 +4080,7 @@
                 <w:sz w:val="20"/>
                 <w:szCs w:val="20"/>
               </w:rPr>
-              <w:t xml:space="preserve"> full-</w:t>
-            </w:r>
-            <w:proofErr w:type="spellStart"/>
-            <w:r>
-              <w:rPr>
-                <w:sz w:val="20"/>
-                <w:szCs w:val="20"/>
-              </w:rPr>
-              <w:t>stack</w:t>
-            </w:r>
-            <w:proofErr w:type="spellEnd"/>
-            <w:r>
-              <w:rPr>
-                <w:sz w:val="20"/>
-                <w:szCs w:val="20"/>
-              </w:rPr>
-              <w:t xml:space="preserve"> (</w:t>
-            </w:r>
-            <w:proofErr w:type="spellStart"/>
-            <w:r>
-              <w:rPr>
-                <w:sz w:val="20"/>
-                <w:szCs w:val="20"/>
-              </w:rPr>
-              <w:t>React</w:t>
-            </w:r>
-            <w:proofErr w:type="spellEnd"/>
-            <w:r>
-              <w:rPr>
-                <w:sz w:val="20"/>
-                <w:szCs w:val="20"/>
-              </w:rPr>
-              <w:t xml:space="preserve"> + Vite + </w:t>
-            </w:r>
-            <w:proofErr w:type="spellStart"/>
-            <w:r>
-              <w:rPr>
-                <w:sz w:val="20"/>
-                <w:szCs w:val="20"/>
-              </w:rPr>
-              <w:t>Tailwind</w:t>
-            </w:r>
-            <w:proofErr w:type="spellEnd"/>
-            <w:r>
-              <w:rPr>
-                <w:sz w:val="20"/>
-                <w:szCs w:val="20"/>
-              </w:rPr>
-              <w:t xml:space="preserve"> + Capacitor / </w:t>
-            </w:r>
-            <w:proofErr w:type="spellStart"/>
-            <w:r>
-              <w:rPr>
-                <w:sz w:val="20"/>
-                <w:szCs w:val="20"/>
-              </w:rPr>
-              <w:t>Node</w:t>
-            </w:r>
-            <w:proofErr w:type="spellEnd"/>
-            <w:r>
-              <w:rPr>
-                <w:sz w:val="20"/>
-                <w:szCs w:val="20"/>
-              </w:rPr>
-              <w:t xml:space="preserve"> BFF opcional / </w:t>
-            </w:r>
-            <w:proofErr w:type="spellStart"/>
-            <w:r>
-              <w:rPr>
-                <w:sz w:val="20"/>
-                <w:szCs w:val="20"/>
-              </w:rPr>
-              <w:t>Supabase</w:t>
-            </w:r>
-            <w:proofErr w:type="spellEnd"/>
-            <w:r>
-              <w:rPr>
-                <w:sz w:val="20"/>
-                <w:szCs w:val="20"/>
-              </w:rPr>
-              <w:t xml:space="preserve">) y el </w:t>
+              <w:t xml:space="preserve"> full-stack (React + Vite + Tailwind + Capacitor / Node BFF opcional / Supabase) y el </w:t>
             </w:r>
             <w:r>
               <w:rPr>
@@ -4862,71 +4095,7 @@
                 <w:sz w:val="20"/>
                 <w:szCs w:val="20"/>
               </w:rPr>
-              <w:t xml:space="preserve"> en </w:t>
-            </w:r>
-            <w:proofErr w:type="spellStart"/>
-            <w:r>
-              <w:rPr>
-                <w:sz w:val="20"/>
-                <w:szCs w:val="20"/>
-              </w:rPr>
-              <w:t>Supabase</w:t>
-            </w:r>
-            <w:proofErr w:type="spellEnd"/>
-            <w:r>
-              <w:rPr>
-                <w:sz w:val="20"/>
-                <w:szCs w:val="20"/>
-              </w:rPr>
-              <w:t xml:space="preserve"> (</w:t>
-            </w:r>
-            <w:proofErr w:type="spellStart"/>
-            <w:r>
-              <w:rPr>
-                <w:sz w:val="20"/>
-                <w:szCs w:val="20"/>
-              </w:rPr>
-              <w:t>Postgres</w:t>
-            </w:r>
-            <w:proofErr w:type="spellEnd"/>
-            <w:r>
-              <w:rPr>
-                <w:sz w:val="20"/>
-                <w:szCs w:val="20"/>
-              </w:rPr>
-              <w:t xml:space="preserve">, </w:t>
-            </w:r>
-            <w:proofErr w:type="spellStart"/>
-            <w:r>
-              <w:rPr>
-                <w:sz w:val="20"/>
-                <w:szCs w:val="20"/>
-              </w:rPr>
-              <w:t>Auth</w:t>
-            </w:r>
-            <w:proofErr w:type="spellEnd"/>
-            <w:r>
-              <w:rPr>
-                <w:sz w:val="20"/>
-                <w:szCs w:val="20"/>
-              </w:rPr>
-              <w:t xml:space="preserve">, Storage, Edge </w:t>
-            </w:r>
-            <w:proofErr w:type="spellStart"/>
-            <w:r>
-              <w:rPr>
-                <w:sz w:val="20"/>
-                <w:szCs w:val="20"/>
-              </w:rPr>
-              <w:t>Functions</w:t>
-            </w:r>
-            <w:proofErr w:type="spellEnd"/>
-            <w:r>
-              <w:rPr>
-                <w:sz w:val="20"/>
-                <w:szCs w:val="20"/>
-              </w:rPr>
-              <w:t xml:space="preserve">) para el </w:t>
+              <w:t xml:space="preserve"> en Supabase (Postgres, Auth, Storage, Edge Functions) para el </w:t>
             </w:r>
             <w:r>
               <w:rPr>
@@ -4965,25 +4134,7 @@
                 <w:sz w:val="20"/>
                 <w:szCs w:val="20"/>
               </w:rPr>
-              <w:t xml:space="preserve">2 </w:t>
-            </w:r>
-            <w:proofErr w:type="gramStart"/>
-            <w:r>
-              <w:rPr>
-                <w:b/>
-                <w:sz w:val="20"/>
-                <w:szCs w:val="20"/>
-              </w:rPr>
-              <w:t>Interfaz</w:t>
-            </w:r>
-            <w:proofErr w:type="gramEnd"/>
-            <w:r>
-              <w:rPr>
-                <w:b/>
-                <w:sz w:val="20"/>
-                <w:szCs w:val="20"/>
-              </w:rPr>
-              <w:t xml:space="preserve"> y mapa</w:t>
+              <w:t>2 Interfaz y mapa</w:t>
             </w:r>
             <w:r>
               <w:rPr>
@@ -5027,39 +4178,7 @@
                 <w:sz w:val="20"/>
                 <w:szCs w:val="20"/>
               </w:rPr>
-              <w:t xml:space="preserve"> en </w:t>
-            </w:r>
-            <w:proofErr w:type="spellStart"/>
-            <w:r>
-              <w:rPr>
-                <w:sz w:val="20"/>
-                <w:szCs w:val="20"/>
-              </w:rPr>
-              <w:t>React</w:t>
-            </w:r>
-            <w:proofErr w:type="spellEnd"/>
-            <w:r>
-              <w:rPr>
-                <w:sz w:val="20"/>
-                <w:szCs w:val="20"/>
-              </w:rPr>
-              <w:t xml:space="preserve"> (</w:t>
-            </w:r>
-            <w:proofErr w:type="spellStart"/>
-            <w:r>
-              <w:rPr>
-                <w:sz w:val="20"/>
-                <w:szCs w:val="20"/>
-              </w:rPr>
-              <w:t>Tailwind</w:t>
-            </w:r>
-            <w:proofErr w:type="spellEnd"/>
-            <w:r>
-              <w:rPr>
-                <w:sz w:val="20"/>
-                <w:szCs w:val="20"/>
-              </w:rPr>
-              <w:t xml:space="preserve">, componentes reutilizables) que muestre un </w:t>
+              <w:t xml:space="preserve"> en React (Tailwind, componentes reutilizables) que muestre un </w:t>
             </w:r>
             <w:r>
               <w:rPr>
@@ -5119,23 +4238,7 @@
                 <w:sz w:val="20"/>
                 <w:szCs w:val="20"/>
               </w:rPr>
-              <w:t xml:space="preserve"> del usuario (Capacitor </w:t>
-            </w:r>
-            <w:proofErr w:type="spellStart"/>
-            <w:r>
-              <w:rPr>
-                <w:sz w:val="20"/>
-                <w:szCs w:val="20"/>
-              </w:rPr>
-              <w:t>Geolocation</w:t>
-            </w:r>
-            <w:proofErr w:type="spellEnd"/>
-            <w:r>
-              <w:rPr>
-                <w:sz w:val="20"/>
-                <w:szCs w:val="20"/>
-              </w:rPr>
-              <w:t>).</w:t>
+              <w:t xml:space="preserve"> del usuario (Capacitor Geolocation).</w:t>
             </w:r>
             <w:r>
               <w:rPr>
@@ -5164,62 +4267,20 @@
               </w:rPr>
               <w:t xml:space="preserve">Integrar </w:t>
             </w:r>
-            <w:proofErr w:type="spellStart"/>
-            <w:r>
-              <w:rPr>
-                <w:b/>
-                <w:sz w:val="20"/>
-                <w:szCs w:val="20"/>
-              </w:rPr>
-              <w:t>Mapbox</w:t>
-            </w:r>
-            <w:proofErr w:type="spellEnd"/>
-            <w:r>
-              <w:rPr>
-                <w:b/>
-                <w:sz w:val="20"/>
-                <w:szCs w:val="20"/>
-              </w:rPr>
-              <w:t xml:space="preserve"> GL JS</w:t>
-            </w:r>
-            <w:r>
-              <w:rPr>
-                <w:sz w:val="20"/>
-                <w:szCs w:val="20"/>
-              </w:rPr>
-              <w:t xml:space="preserve"> (o Google </w:t>
-            </w:r>
-            <w:proofErr w:type="spellStart"/>
-            <w:r>
-              <w:rPr>
-                <w:sz w:val="20"/>
-                <w:szCs w:val="20"/>
-              </w:rPr>
-              <w:t>Maps</w:t>
-            </w:r>
-            <w:proofErr w:type="spellEnd"/>
-            <w:r>
-              <w:rPr>
-                <w:sz w:val="20"/>
-                <w:szCs w:val="20"/>
-              </w:rPr>
-              <w:t xml:space="preserve"> JS) para </w:t>
-            </w:r>
-            <w:proofErr w:type="spellStart"/>
-            <w:r>
-              <w:rPr>
-                <w:sz w:val="20"/>
-                <w:szCs w:val="20"/>
-              </w:rPr>
-              <w:t>markers</w:t>
-            </w:r>
-            <w:proofErr w:type="spellEnd"/>
-            <w:r>
-              <w:rPr>
-                <w:sz w:val="20"/>
-                <w:szCs w:val="20"/>
-              </w:rPr>
-              <w:t>, clústeres y cálculo de distancias.</w:t>
+            <w:r>
+              <w:rPr>
+                <w:b/>
+                <w:sz w:val="20"/>
+                <w:szCs w:val="20"/>
+              </w:rPr>
+              <w:t>Mapbox GL JS</w:t>
+            </w:r>
+            <w:r>
+              <w:rPr>
+                <w:sz w:val="20"/>
+                <w:szCs w:val="20"/>
+              </w:rPr>
+              <w:t xml:space="preserve"> (o Google Maps JS) para markers, clústeres y cálculo de distancias.</w:t>
             </w:r>
             <w:r>
               <w:rPr>
@@ -5243,25 +4304,7 @@
                 <w:sz w:val="20"/>
                 <w:szCs w:val="20"/>
               </w:rPr>
-              <w:t xml:space="preserve">3 </w:t>
-            </w:r>
-            <w:proofErr w:type="gramStart"/>
-            <w:r>
-              <w:rPr>
-                <w:b/>
-                <w:sz w:val="20"/>
-                <w:szCs w:val="20"/>
-              </w:rPr>
-              <w:t>Autenticación</w:t>
-            </w:r>
-            <w:proofErr w:type="gramEnd"/>
-            <w:r>
-              <w:rPr>
-                <w:b/>
-                <w:sz w:val="20"/>
-                <w:szCs w:val="20"/>
-              </w:rPr>
-              <w:t xml:space="preserve"> y autorización</w:t>
+              <w:t>3 Autenticación y autorización</w:t>
             </w:r>
             <w:r>
               <w:rPr>
@@ -5291,34 +4334,14 @@
               </w:rPr>
               <w:t xml:space="preserve">Incorporar </w:t>
             </w:r>
-            <w:proofErr w:type="spellStart"/>
-            <w:r>
-              <w:rPr>
-                <w:b/>
-                <w:sz w:val="20"/>
-                <w:szCs w:val="20"/>
-              </w:rPr>
-              <w:t>Supabase</w:t>
-            </w:r>
-            <w:proofErr w:type="spellEnd"/>
-            <w:r>
-              <w:rPr>
-                <w:b/>
-                <w:sz w:val="20"/>
-                <w:szCs w:val="20"/>
-              </w:rPr>
-              <w:t xml:space="preserve"> </w:t>
-            </w:r>
-            <w:proofErr w:type="spellStart"/>
-            <w:r>
-              <w:rPr>
-                <w:b/>
-                <w:sz w:val="20"/>
-                <w:szCs w:val="20"/>
-              </w:rPr>
-              <w:t>Auth</w:t>
-            </w:r>
-            <w:proofErr w:type="spellEnd"/>
+            <w:r>
+              <w:rPr>
+                <w:b/>
+                <w:sz w:val="20"/>
+                <w:szCs w:val="20"/>
+              </w:rPr>
+              <w:t>Supabase Auth</w:t>
+            </w:r>
             <w:r>
               <w:rPr>
                 <w:sz w:val="20"/>
@@ -5396,39 +4419,7 @@
                 <w:sz w:val="20"/>
                 <w:szCs w:val="20"/>
               </w:rPr>
-              <w:t xml:space="preserve"> (</w:t>
-            </w:r>
-            <w:proofErr w:type="spellStart"/>
-            <w:r>
-              <w:rPr>
-                <w:sz w:val="20"/>
-                <w:szCs w:val="20"/>
-              </w:rPr>
-              <w:t>Row</w:t>
-            </w:r>
-            <w:proofErr w:type="spellEnd"/>
-            <w:r>
-              <w:rPr>
-                <w:sz w:val="20"/>
-                <w:szCs w:val="20"/>
-              </w:rPr>
-              <w:t xml:space="preserve"> </w:t>
-            </w:r>
-            <w:proofErr w:type="spellStart"/>
-            <w:r>
-              <w:rPr>
-                <w:sz w:val="20"/>
-                <w:szCs w:val="20"/>
-              </w:rPr>
-              <w:t>Level</w:t>
-            </w:r>
-            <w:proofErr w:type="spellEnd"/>
-            <w:r>
-              <w:rPr>
-                <w:sz w:val="20"/>
-                <w:szCs w:val="20"/>
-              </w:rPr>
-              <w:t xml:space="preserve"> Security) y validación de </w:t>
+              <w:t xml:space="preserve"> (Row Level Security) y validación de </w:t>
             </w:r>
             <w:r>
               <w:rPr>
@@ -5443,23 +4434,7 @@
                 <w:sz w:val="20"/>
                 <w:szCs w:val="20"/>
               </w:rPr>
-              <w:t xml:space="preserve"> emitidos por </w:t>
-            </w:r>
-            <w:proofErr w:type="spellStart"/>
-            <w:r>
-              <w:rPr>
-                <w:sz w:val="20"/>
-                <w:szCs w:val="20"/>
-              </w:rPr>
-              <w:t>Supabase</w:t>
-            </w:r>
-            <w:proofErr w:type="spellEnd"/>
-            <w:r>
-              <w:rPr>
-                <w:sz w:val="20"/>
-                <w:szCs w:val="20"/>
-              </w:rPr>
-              <w:t>.</w:t>
+              <w:t xml:space="preserve"> emitidos por Supabase.</w:t>
             </w:r>
             <w:r>
               <w:rPr>
@@ -5483,25 +4458,7 @@
                 <w:sz w:val="20"/>
                 <w:szCs w:val="20"/>
               </w:rPr>
-              <w:t xml:space="preserve">4 </w:t>
-            </w:r>
-            <w:proofErr w:type="gramStart"/>
-            <w:r>
-              <w:rPr>
-                <w:b/>
-                <w:sz w:val="20"/>
-                <w:szCs w:val="20"/>
-              </w:rPr>
-              <w:t>Favoritos</w:t>
-            </w:r>
-            <w:proofErr w:type="gramEnd"/>
-            <w:r>
-              <w:rPr>
-                <w:b/>
-                <w:sz w:val="20"/>
-                <w:szCs w:val="20"/>
-              </w:rPr>
-              <w:t>, alertas y notificaciones</w:t>
+              <w:t>4 Favoritos, alertas y notificaciones</w:t>
             </w:r>
             <w:r>
               <w:rPr>
@@ -5601,60 +4558,16 @@
                 <w:sz w:val="20"/>
                 <w:szCs w:val="20"/>
               </w:rPr>
-              <w:t xml:space="preserve"> (locales/</w:t>
-            </w:r>
-            <w:proofErr w:type="spellStart"/>
-            <w:r>
-              <w:rPr>
-                <w:sz w:val="20"/>
-                <w:szCs w:val="20"/>
-              </w:rPr>
-              <w:t>push</w:t>
-            </w:r>
-            <w:proofErr w:type="spellEnd"/>
-            <w:r>
-              <w:rPr>
-                <w:sz w:val="20"/>
-                <w:szCs w:val="20"/>
-              </w:rPr>
-              <w:t xml:space="preserve">) con </w:t>
-            </w:r>
-            <w:r>
-              <w:rPr>
-                <w:b/>
-                <w:sz w:val="20"/>
-                <w:szCs w:val="20"/>
-              </w:rPr>
-              <w:t xml:space="preserve">Capacitor </w:t>
-            </w:r>
-            <w:proofErr w:type="spellStart"/>
-            <w:r>
-              <w:rPr>
-                <w:b/>
-                <w:sz w:val="20"/>
-                <w:szCs w:val="20"/>
-              </w:rPr>
-              <w:t>Push</w:t>
-            </w:r>
-            <w:proofErr w:type="spellEnd"/>
-            <w:r>
-              <w:rPr>
-                <w:b/>
-                <w:sz w:val="20"/>
-                <w:szCs w:val="20"/>
-              </w:rPr>
-              <w:t xml:space="preserve"> </w:t>
-            </w:r>
-            <w:proofErr w:type="spellStart"/>
-            <w:r>
-              <w:rPr>
-                <w:b/>
-                <w:sz w:val="20"/>
-                <w:szCs w:val="20"/>
-              </w:rPr>
-              <w:t>Notifications</w:t>
-            </w:r>
-            <w:proofErr w:type="spellEnd"/>
+              <w:t xml:space="preserve"> (locales/push) con </w:t>
+            </w:r>
+            <w:r>
+              <w:rPr>
+                <w:b/>
+                <w:sz w:val="20"/>
+                <w:szCs w:val="20"/>
+              </w:rPr>
+              <w:t>Capacitor Push Notifications</w:t>
+            </w:r>
             <w:r>
               <w:rPr>
                 <w:sz w:val="20"/>
@@ -5684,25 +4597,7 @@
                 <w:sz w:val="20"/>
                 <w:szCs w:val="20"/>
               </w:rPr>
-              <w:t xml:space="preserve">5 </w:t>
-            </w:r>
-            <w:proofErr w:type="gramStart"/>
-            <w:r>
-              <w:rPr>
-                <w:b/>
-                <w:sz w:val="20"/>
-                <w:szCs w:val="20"/>
-              </w:rPr>
-              <w:t>Inteligencia</w:t>
-            </w:r>
-            <w:proofErr w:type="gramEnd"/>
-            <w:r>
-              <w:rPr>
-                <w:b/>
-                <w:sz w:val="20"/>
-                <w:szCs w:val="20"/>
-              </w:rPr>
-              <w:t xml:space="preserve"> Artificial</w:t>
+              <w:t>5 Inteligencia Artificial</w:t>
             </w:r>
             <w:r>
               <w:rPr>
@@ -5730,23 +4625,7 @@
                 <w:sz w:val="20"/>
                 <w:szCs w:val="20"/>
               </w:rPr>
-              <w:t xml:space="preserve">Integrar un servicio de IA (p. ej., </w:t>
-            </w:r>
-            <w:proofErr w:type="spellStart"/>
-            <w:r>
-              <w:rPr>
-                <w:sz w:val="20"/>
-                <w:szCs w:val="20"/>
-              </w:rPr>
-              <w:t>DeepSeek</w:t>
-            </w:r>
-            <w:proofErr w:type="spellEnd"/>
-            <w:r>
-              <w:rPr>
-                <w:sz w:val="20"/>
-                <w:szCs w:val="20"/>
-              </w:rPr>
-              <w:t>/GPT) para:</w:t>
+              <w:t>Integrar un servicio de IA (p. ej., DeepSeek/GPT) para:</w:t>
             </w:r>
             <w:r>
               <w:rPr>
@@ -5842,23 +4721,7 @@
                 <w:sz w:val="20"/>
                 <w:szCs w:val="20"/>
               </w:rPr>
-              <w:t xml:space="preserve">Persistir metadatos/etiquetas en </w:t>
-            </w:r>
-            <w:proofErr w:type="spellStart"/>
-            <w:r>
-              <w:rPr>
-                <w:sz w:val="20"/>
-                <w:szCs w:val="20"/>
-              </w:rPr>
-              <w:t>Supabase</w:t>
-            </w:r>
-            <w:proofErr w:type="spellEnd"/>
-            <w:r>
-              <w:rPr>
-                <w:sz w:val="20"/>
-                <w:szCs w:val="20"/>
-              </w:rPr>
-              <w:t xml:space="preserve"> y registrar trazabilidad de inferencias.</w:t>
+              <w:t>Persistir metadatos/etiquetas en Supabase y registrar trazabilidad de inferencias.</w:t>
             </w:r>
             <w:r>
               <w:rPr>
@@ -5882,25 +4745,7 @@
                 <w:sz w:val="20"/>
                 <w:szCs w:val="20"/>
               </w:rPr>
-              <w:t xml:space="preserve">6 </w:t>
-            </w:r>
-            <w:proofErr w:type="gramStart"/>
-            <w:r>
-              <w:rPr>
-                <w:b/>
-                <w:sz w:val="20"/>
-                <w:szCs w:val="20"/>
-              </w:rPr>
-              <w:t>Seguridad</w:t>
-            </w:r>
-            <w:proofErr w:type="gramEnd"/>
-            <w:r>
-              <w:rPr>
-                <w:b/>
-                <w:sz w:val="20"/>
-                <w:szCs w:val="20"/>
-              </w:rPr>
-              <w:t xml:space="preserve"> y buenas prácticas</w:t>
+              <w:t>6 Seguridad y buenas prácticas</w:t>
             </w:r>
             <w:r>
               <w:rPr>
@@ -5943,39 +4788,7 @@
                 <w:sz w:val="20"/>
                 <w:szCs w:val="20"/>
               </w:rPr>
-              <w:t xml:space="preserve"> (</w:t>
-            </w:r>
-            <w:proofErr w:type="spellStart"/>
-            <w:r>
-              <w:rPr>
-                <w:sz w:val="20"/>
-                <w:szCs w:val="20"/>
-              </w:rPr>
-              <w:t>Zod</w:t>
-            </w:r>
-            <w:proofErr w:type="spellEnd"/>
-            <w:r>
-              <w:rPr>
-                <w:sz w:val="20"/>
-                <w:szCs w:val="20"/>
-              </w:rPr>
-              <w:t>/</w:t>
-            </w:r>
-            <w:proofErr w:type="spellStart"/>
-            <w:r>
-              <w:rPr>
-                <w:sz w:val="20"/>
-                <w:szCs w:val="20"/>
-              </w:rPr>
-              <w:t>DTOs</w:t>
-            </w:r>
-            <w:proofErr w:type="spellEnd"/>
-            <w:r>
-              <w:rPr>
-                <w:sz w:val="20"/>
-                <w:szCs w:val="20"/>
-              </w:rPr>
-              <w:t xml:space="preserve">), </w:t>
+              <w:t xml:space="preserve"> (Zod/DTOs), </w:t>
             </w:r>
             <w:r>
               <w:rPr>
@@ -6072,25 +4885,7 @@
                 <w:szCs w:val="20"/>
               </w:rPr>
               <w:lastRenderedPageBreak/>
-              <w:t xml:space="preserve">7 </w:t>
-            </w:r>
-            <w:proofErr w:type="gramStart"/>
-            <w:r>
-              <w:rPr>
-                <w:b/>
-                <w:sz w:val="20"/>
-                <w:szCs w:val="20"/>
-              </w:rPr>
-              <w:t>Integración</w:t>
-            </w:r>
-            <w:proofErr w:type="gramEnd"/>
-            <w:r>
-              <w:rPr>
-                <w:b/>
-                <w:sz w:val="20"/>
-                <w:szCs w:val="20"/>
-              </w:rPr>
-              <w:t xml:space="preserve"> con APIs externas</w:t>
+              <w:t>7 Integración con APIs externas</w:t>
             </w:r>
             <w:r>
               <w:rPr>
@@ -6120,7 +4915,6 @@
               </w:rPr>
               <w:t xml:space="preserve">Conectar fuentes externas (p. ej., </w:t>
             </w:r>
-            <w:proofErr w:type="spellStart"/>
             <w:r>
               <w:rPr>
                 <w:b/>
@@ -6129,7 +4923,6 @@
               </w:rPr>
               <w:t>Eventbrite</w:t>
             </w:r>
-            <w:proofErr w:type="spellEnd"/>
             <w:r>
               <w:rPr>
                 <w:sz w:val="20"/>
@@ -6174,25 +4967,7 @@
                 <w:sz w:val="20"/>
                 <w:szCs w:val="20"/>
               </w:rPr>
-              <w:t xml:space="preserve">8 </w:t>
-            </w:r>
-            <w:proofErr w:type="gramStart"/>
-            <w:r>
-              <w:rPr>
-                <w:b/>
-                <w:sz w:val="20"/>
-                <w:szCs w:val="20"/>
-              </w:rPr>
-              <w:t>Gestión</w:t>
-            </w:r>
-            <w:proofErr w:type="gramEnd"/>
-            <w:r>
-              <w:rPr>
-                <w:b/>
-                <w:sz w:val="20"/>
-                <w:szCs w:val="20"/>
-              </w:rPr>
-              <w:t xml:space="preserve"> ágil y colaboración</w:t>
+              <w:t>8 Gestión ágil y colaboración</w:t>
             </w:r>
             <w:r>
               <w:rPr>
@@ -6228,40 +5003,14 @@
                 <w:sz w:val="20"/>
                 <w:szCs w:val="20"/>
               </w:rPr>
-              <w:t xml:space="preserve">7 </w:t>
-            </w:r>
-            <w:proofErr w:type="spellStart"/>
-            <w:r>
-              <w:rPr>
-                <w:b/>
-                <w:sz w:val="20"/>
-                <w:szCs w:val="20"/>
-              </w:rPr>
-              <w:t>sprints</w:t>
-            </w:r>
-            <w:proofErr w:type="spellEnd"/>
-            <w:r>
-              <w:rPr>
-                <w:sz w:val="20"/>
-                <w:szCs w:val="20"/>
-              </w:rPr>
-              <w:t xml:space="preserve">, con planificación, </w:t>
-            </w:r>
-            <w:proofErr w:type="spellStart"/>
-            <w:r>
-              <w:rPr>
-                <w:sz w:val="20"/>
-                <w:szCs w:val="20"/>
-              </w:rPr>
-              <w:t>dailies</w:t>
-            </w:r>
-            <w:proofErr w:type="spellEnd"/>
-            <w:r>
-              <w:rPr>
-                <w:sz w:val="20"/>
-                <w:szCs w:val="20"/>
-              </w:rPr>
-              <w:t xml:space="preserve"> breves, revisión y retrospectiva por sprint; uso de </w:t>
+              <w:t>7 sprints</w:t>
+            </w:r>
+            <w:r>
+              <w:rPr>
+                <w:sz w:val="20"/>
+                <w:szCs w:val="20"/>
+              </w:rPr>
+              <w:t xml:space="preserve">, con planificación, dailies breves, revisión y retrospectiva por sprint; uso de </w:t>
             </w:r>
             <w:r>
               <w:rPr>
@@ -6276,42 +5025,16 @@
                 <w:sz w:val="20"/>
                 <w:szCs w:val="20"/>
               </w:rPr>
-              <w:t xml:space="preserve"> (</w:t>
-            </w:r>
-            <w:proofErr w:type="spellStart"/>
-            <w:r>
-              <w:rPr>
-                <w:sz w:val="20"/>
-                <w:szCs w:val="20"/>
-              </w:rPr>
-              <w:t>issues</w:t>
-            </w:r>
-            <w:proofErr w:type="spellEnd"/>
-            <w:r>
-              <w:rPr>
-                <w:sz w:val="20"/>
-                <w:szCs w:val="20"/>
-              </w:rPr>
-              <w:t xml:space="preserve">/PR), </w:t>
-            </w:r>
-            <w:r>
-              <w:rPr>
-                <w:b/>
-                <w:sz w:val="20"/>
-                <w:szCs w:val="20"/>
-              </w:rPr>
-              <w:t>Trello/</w:t>
-            </w:r>
-            <w:proofErr w:type="spellStart"/>
-            <w:r>
-              <w:rPr>
-                <w:b/>
-                <w:sz w:val="20"/>
-                <w:szCs w:val="20"/>
-              </w:rPr>
-              <w:t>Notion</w:t>
-            </w:r>
-            <w:proofErr w:type="spellEnd"/>
+              <w:t xml:space="preserve"> (issues/PR), </w:t>
+            </w:r>
+            <w:r>
+              <w:rPr>
+                <w:b/>
+                <w:sz w:val="20"/>
+                <w:szCs w:val="20"/>
+              </w:rPr>
+              <w:t>Trello/Notion</w:t>
+            </w:r>
             <w:r>
               <w:rPr>
                 <w:sz w:val="20"/>
@@ -6356,25 +5079,7 @@
                 <w:sz w:val="20"/>
                 <w:szCs w:val="20"/>
               </w:rPr>
-              <w:t xml:space="preserve">9 </w:t>
-            </w:r>
-            <w:proofErr w:type="gramStart"/>
-            <w:r>
-              <w:rPr>
-                <w:b/>
-                <w:sz w:val="20"/>
-                <w:szCs w:val="20"/>
-              </w:rPr>
-              <w:t>Calidad</w:t>
-            </w:r>
-            <w:proofErr w:type="gramEnd"/>
-            <w:r>
-              <w:rPr>
-                <w:b/>
-                <w:sz w:val="20"/>
-                <w:szCs w:val="20"/>
-              </w:rPr>
-              <w:t>, documentación y entrega</w:t>
+              <w:t>9 Calidad, documentación y entrega</w:t>
             </w:r>
             <w:r>
               <w:rPr>
@@ -6417,39 +5122,7 @@
                 <w:sz w:val="20"/>
                 <w:szCs w:val="20"/>
               </w:rPr>
-              <w:t xml:space="preserve"> (</w:t>
-            </w:r>
-            <w:proofErr w:type="spellStart"/>
-            <w:r>
-              <w:rPr>
-                <w:sz w:val="20"/>
-                <w:szCs w:val="20"/>
-              </w:rPr>
-              <w:t>Vitest</w:t>
-            </w:r>
-            <w:proofErr w:type="spellEnd"/>
-            <w:r>
-              <w:rPr>
-                <w:sz w:val="20"/>
-                <w:szCs w:val="20"/>
-              </w:rPr>
-              <w:t>/</w:t>
-            </w:r>
-            <w:proofErr w:type="spellStart"/>
-            <w:r>
-              <w:rPr>
-                <w:sz w:val="20"/>
-                <w:szCs w:val="20"/>
-              </w:rPr>
-              <w:t>Postman</w:t>
-            </w:r>
-            <w:proofErr w:type="spellEnd"/>
-            <w:r>
-              <w:rPr>
-                <w:sz w:val="20"/>
-                <w:szCs w:val="20"/>
-              </w:rPr>
-              <w:t xml:space="preserve">), pruebas en dispositivos con </w:t>
+              <w:t xml:space="preserve"> (Vitest/Postman), pruebas en dispositivos con </w:t>
             </w:r>
             <w:r>
               <w:rPr>
@@ -6514,23 +5187,7 @@
                 <w:sz w:val="20"/>
                 <w:szCs w:val="20"/>
               </w:rPr>
-              <w:t xml:space="preserve"> arquitectura, </w:t>
-            </w:r>
-            <w:proofErr w:type="spellStart"/>
-            <w:r>
-              <w:rPr>
-                <w:sz w:val="20"/>
-                <w:szCs w:val="20"/>
-              </w:rPr>
-              <w:t>endpoints</w:t>
-            </w:r>
-            <w:proofErr w:type="spellEnd"/>
-            <w:r>
-              <w:rPr>
-                <w:sz w:val="20"/>
-                <w:szCs w:val="20"/>
-              </w:rPr>
-              <w:t xml:space="preserve">, políticas RLS y decisiones de diseño; preparar </w:t>
+              <w:t xml:space="preserve"> arquitectura, endpoints, políticas RLS y decisiones de diseño; preparar </w:t>
             </w:r>
             <w:r>
               <w:rPr>
@@ -6820,18 +5477,8 @@
                 <w:sz w:val="20"/>
                 <w:szCs w:val="20"/>
               </w:rPr>
-              <w:t xml:space="preserve">7 </w:t>
-            </w:r>
-            <w:proofErr w:type="spellStart"/>
-            <w:r>
-              <w:rPr>
-                <w:b/>
-                <w:sz w:val="20"/>
-                <w:szCs w:val="20"/>
-              </w:rPr>
-              <w:t>sprints</w:t>
-            </w:r>
-            <w:proofErr w:type="spellEnd"/>
+              <w:t>7 sprints</w:t>
+            </w:r>
             <w:r>
               <w:rPr>
                 <w:sz w:val="20"/>
@@ -6862,7 +5509,6 @@
               <w:keepLines w:val="0"/>
               <w:spacing w:before="280" w:after="80"/>
               <w:ind w:left="1440" w:hanging="360"/>
-              <w:outlineLvl w:val="2"/>
               <w:rPr>
                 <w:b/>
                 <w:color w:val="000000"/>
@@ -6888,7 +5534,6 @@
               <w:keepNext w:val="0"/>
               <w:keepLines w:val="0"/>
               <w:ind w:left="1440" w:hanging="360"/>
-              <w:outlineLvl w:val="3"/>
               <w:rPr>
                 <w:sz w:val="22"/>
                 <w:szCs w:val="22"/>
@@ -6942,23 +5587,7 @@
                 <w:szCs w:val="20"/>
               </w:rPr>
               <w:lastRenderedPageBreak/>
-              <w:t>Diseño de mockups y flujo de usuario (</w:t>
-            </w:r>
-            <w:proofErr w:type="spellStart"/>
-            <w:r>
-              <w:rPr>
-                <w:sz w:val="20"/>
-                <w:szCs w:val="20"/>
-              </w:rPr>
-              <w:t>Figma</w:t>
-            </w:r>
-            <w:proofErr w:type="spellEnd"/>
-            <w:r>
-              <w:rPr>
-                <w:sz w:val="20"/>
-                <w:szCs w:val="20"/>
-              </w:rPr>
-              <w:t>).</w:t>
+              <w:t>Diseño de mockups y flujo de usuario (Figma).</w:t>
             </w:r>
           </w:p>
           <w:p>
@@ -7035,7 +5664,6 @@
               <w:keepNext w:val="0"/>
               <w:keepLines w:val="0"/>
               <w:ind w:left="1440" w:hanging="360"/>
-              <w:outlineLvl w:val="3"/>
               <w:rPr>
                 <w:sz w:val="22"/>
                 <w:szCs w:val="22"/>
@@ -7068,39 +5696,7 @@
                 <w:sz w:val="20"/>
                 <w:szCs w:val="20"/>
               </w:rPr>
-              <w:t xml:space="preserve">Desarrollo de API de autenticación (HU6) con </w:t>
-            </w:r>
-            <w:proofErr w:type="spellStart"/>
-            <w:r>
-              <w:rPr>
-                <w:sz w:val="20"/>
-                <w:szCs w:val="20"/>
-              </w:rPr>
-              <w:t>Supabase</w:t>
-            </w:r>
-            <w:proofErr w:type="spellEnd"/>
-            <w:r>
-              <w:rPr>
-                <w:sz w:val="20"/>
-                <w:szCs w:val="20"/>
-              </w:rPr>
-              <w:t xml:space="preserve"> </w:t>
-            </w:r>
-            <w:proofErr w:type="spellStart"/>
-            <w:r>
-              <w:rPr>
-                <w:sz w:val="20"/>
-                <w:szCs w:val="20"/>
-              </w:rPr>
-              <w:t>Auth</w:t>
-            </w:r>
-            <w:proofErr w:type="spellEnd"/>
-            <w:r>
-              <w:rPr>
-                <w:sz w:val="20"/>
-                <w:szCs w:val="20"/>
-              </w:rPr>
-              <w:t>.</w:t>
+              <w:t>Desarrollo de API de autenticación (HU6) con Supabase Auth.</w:t>
             </w:r>
           </w:p>
           <w:p>
@@ -7177,7 +5773,6 @@
               <w:keepNext w:val="0"/>
               <w:keepLines w:val="0"/>
               <w:ind w:left="1440" w:hanging="360"/>
-              <w:outlineLvl w:val="3"/>
               <w:rPr>
                 <w:sz w:val="22"/>
                 <w:szCs w:val="22"/>
@@ -7287,7 +5882,6 @@
               <w:keepNext w:val="0"/>
               <w:keepLines w:val="0"/>
               <w:ind w:left="1440" w:hanging="360"/>
-              <w:outlineLvl w:val="3"/>
               <w:rPr>
                 <w:sz w:val="22"/>
                 <w:szCs w:val="22"/>
@@ -7320,39 +5914,7 @@
                 <w:sz w:val="20"/>
                 <w:szCs w:val="20"/>
               </w:rPr>
-              <w:t xml:space="preserve">Configuración del servicio de notificaciones (HU7) con Capacitor </w:t>
-            </w:r>
-            <w:proofErr w:type="spellStart"/>
-            <w:r>
-              <w:rPr>
-                <w:sz w:val="20"/>
-                <w:szCs w:val="20"/>
-              </w:rPr>
-              <w:t>Push</w:t>
-            </w:r>
-            <w:proofErr w:type="spellEnd"/>
-            <w:r>
-              <w:rPr>
-                <w:sz w:val="20"/>
-                <w:szCs w:val="20"/>
-              </w:rPr>
-              <w:t xml:space="preserve"> </w:t>
-            </w:r>
-            <w:proofErr w:type="spellStart"/>
-            <w:r>
-              <w:rPr>
-                <w:sz w:val="20"/>
-                <w:szCs w:val="20"/>
-              </w:rPr>
-              <w:t>Notifications</w:t>
-            </w:r>
-            <w:proofErr w:type="spellEnd"/>
-            <w:r>
-              <w:rPr>
-                <w:sz w:val="20"/>
-                <w:szCs w:val="20"/>
-              </w:rPr>
-              <w:t>.</w:t>
+              <w:t>Configuración del servicio de notificaciones (HU7) con Capacitor Push Notifications.</w:t>
             </w:r>
           </w:p>
           <w:p>
@@ -7436,7 +5998,6 @@
               <w:keepNext w:val="0"/>
               <w:keepLines w:val="0"/>
               <w:ind w:left="1440" w:hanging="360"/>
-              <w:outlineLvl w:val="3"/>
               <w:rPr>
                 <w:sz w:val="22"/>
                 <w:szCs w:val="22"/>
@@ -7489,23 +6050,7 @@
                 <w:sz w:val="20"/>
                 <w:szCs w:val="20"/>
               </w:rPr>
-              <w:t xml:space="preserve">Implementación de geolocalización del usuario con Capacitor </w:t>
-            </w:r>
-            <w:proofErr w:type="spellStart"/>
-            <w:r>
-              <w:rPr>
-                <w:sz w:val="20"/>
-                <w:szCs w:val="20"/>
-              </w:rPr>
-              <w:t>Geolocation</w:t>
-            </w:r>
-            <w:proofErr w:type="spellEnd"/>
-            <w:r>
-              <w:rPr>
-                <w:sz w:val="20"/>
-                <w:szCs w:val="20"/>
-              </w:rPr>
-              <w:t>.</w:t>
+              <w:t>Implementación de geolocalización del usuario con Capacitor Geolocation.</w:t>
             </w:r>
           </w:p>
           <w:p>
@@ -7569,7 +6114,6 @@
               <w:keepNext w:val="0"/>
               <w:keepLines w:val="0"/>
               <w:ind w:left="1440" w:hanging="360"/>
-              <w:outlineLvl w:val="3"/>
               <w:rPr>
                 <w:sz w:val="22"/>
                 <w:szCs w:val="22"/>
@@ -7679,7 +6223,6 @@
               <w:keepNext w:val="0"/>
               <w:keepLines w:val="0"/>
               <w:ind w:left="1440" w:hanging="360"/>
-              <w:outlineLvl w:val="3"/>
               <w:rPr>
                 <w:sz w:val="22"/>
                 <w:szCs w:val="22"/>
@@ -7712,39 +6255,7 @@
                 <w:sz w:val="20"/>
                 <w:szCs w:val="20"/>
               </w:rPr>
-              <w:t>Ejecución de pruebas unitarias, integración y usabilidad (</w:t>
-            </w:r>
-            <w:proofErr w:type="spellStart"/>
-            <w:r>
-              <w:rPr>
-                <w:sz w:val="20"/>
-                <w:szCs w:val="20"/>
-              </w:rPr>
-              <w:t>Vitest</w:t>
-            </w:r>
-            <w:proofErr w:type="spellEnd"/>
-            <w:r>
-              <w:rPr>
-                <w:sz w:val="20"/>
-                <w:szCs w:val="20"/>
-              </w:rPr>
-              <w:t xml:space="preserve"> + </w:t>
-            </w:r>
-            <w:proofErr w:type="spellStart"/>
-            <w:r>
-              <w:rPr>
-                <w:sz w:val="20"/>
-                <w:szCs w:val="20"/>
-              </w:rPr>
-              <w:t>Postman</w:t>
-            </w:r>
-            <w:proofErr w:type="spellEnd"/>
-            <w:r>
-              <w:rPr>
-                <w:sz w:val="20"/>
-                <w:szCs w:val="20"/>
-              </w:rPr>
-              <w:t>).</w:t>
+              <w:t>Ejecución de pruebas unitarias, integración y usabilidad (Vitest + Postman).</w:t>
             </w:r>
           </w:p>
           <w:p>
@@ -7764,23 +6275,7 @@
                 <w:sz w:val="20"/>
                 <w:szCs w:val="20"/>
               </w:rPr>
-              <w:t xml:space="preserve">Validación de RLS y roles en </w:t>
-            </w:r>
-            <w:proofErr w:type="spellStart"/>
-            <w:r>
-              <w:rPr>
-                <w:sz w:val="20"/>
-                <w:szCs w:val="20"/>
-              </w:rPr>
-              <w:t>Supabase</w:t>
-            </w:r>
-            <w:proofErr w:type="spellEnd"/>
-            <w:r>
-              <w:rPr>
-                <w:sz w:val="20"/>
-                <w:szCs w:val="20"/>
-              </w:rPr>
-              <w:t>.</w:t>
+              <w:t>Validación de RLS y roles en Supabase.</w:t>
             </w:r>
           </w:p>
           <w:p>
@@ -7866,7 +6361,6 @@
               <w:keepNext w:val="0"/>
               <w:keepLines w:val="0"/>
               <w:ind w:left="1440" w:hanging="360"/>
-              <w:outlineLvl w:val="3"/>
               <w:rPr>
                 <w:sz w:val="22"/>
                 <w:szCs w:val="22"/>
@@ -7920,39 +6414,7 @@
                 <w:sz w:val="20"/>
                 <w:szCs w:val="20"/>
               </w:rPr>
-              <w:t>Despliegue en entorno final (</w:t>
-            </w:r>
-            <w:proofErr w:type="spellStart"/>
-            <w:r>
-              <w:rPr>
-                <w:sz w:val="20"/>
-                <w:szCs w:val="20"/>
-              </w:rPr>
-              <w:t>Vercel</w:t>
-            </w:r>
-            <w:proofErr w:type="spellEnd"/>
-            <w:r>
-              <w:rPr>
-                <w:sz w:val="20"/>
-                <w:szCs w:val="20"/>
-              </w:rPr>
-              <w:t xml:space="preserve"> + Capacitor </w:t>
-            </w:r>
-            <w:proofErr w:type="spellStart"/>
-            <w:r>
-              <w:rPr>
-                <w:sz w:val="20"/>
-                <w:szCs w:val="20"/>
-              </w:rPr>
-              <w:t>Build</w:t>
-            </w:r>
-            <w:proofErr w:type="spellEnd"/>
-            <w:r>
-              <w:rPr>
-                <w:sz w:val="20"/>
-                <w:szCs w:val="20"/>
-              </w:rPr>
-              <w:t>).</w:t>
+              <w:t>Despliegue en entorno final (Vercel + Capacitor Build).</w:t>
             </w:r>
           </w:p>
           <w:p>
@@ -8060,7 +6522,6 @@
               <w:keepLines w:val="0"/>
               <w:spacing w:before="280" w:after="80"/>
               <w:ind w:left="1440" w:hanging="360"/>
-              <w:outlineLvl w:val="2"/>
               <w:rPr>
                 <w:b/>
                 <w:color w:val="000000"/>
@@ -8133,23 +6594,7 @@
                 <w:sz w:val="20"/>
                 <w:szCs w:val="20"/>
               </w:rPr>
-              <w:t xml:space="preserve"> Trello (backlog, sprint </w:t>
-            </w:r>
-            <w:proofErr w:type="spellStart"/>
-            <w:r>
-              <w:rPr>
-                <w:sz w:val="20"/>
-                <w:szCs w:val="20"/>
-              </w:rPr>
-              <w:t>board</w:t>
-            </w:r>
-            <w:proofErr w:type="spellEnd"/>
-            <w:r>
-              <w:rPr>
-                <w:sz w:val="20"/>
-                <w:szCs w:val="20"/>
-              </w:rPr>
-              <w:t>).</w:t>
+              <w:t xml:space="preserve"> Trello (backlog, sprint board).</w:t>
             </w:r>
           </w:p>
           <w:p>
@@ -8177,23 +6622,7 @@
                 <w:sz w:val="20"/>
                 <w:szCs w:val="20"/>
               </w:rPr>
-              <w:t xml:space="preserve"> </w:t>
-            </w:r>
-            <w:proofErr w:type="spellStart"/>
-            <w:r>
-              <w:rPr>
-                <w:sz w:val="20"/>
-                <w:szCs w:val="20"/>
-              </w:rPr>
-              <w:t>Figma</w:t>
-            </w:r>
-            <w:proofErr w:type="spellEnd"/>
-            <w:r>
-              <w:rPr>
-                <w:sz w:val="20"/>
-                <w:szCs w:val="20"/>
-              </w:rPr>
-              <w:t>.</w:t>
+              <w:t xml:space="preserve"> Figma.</w:t>
             </w:r>
           </w:p>
           <w:p>
@@ -8221,23 +6650,7 @@
                 <w:sz w:val="20"/>
                 <w:szCs w:val="20"/>
               </w:rPr>
-              <w:t xml:space="preserve"> </w:t>
-            </w:r>
-            <w:proofErr w:type="spellStart"/>
-            <w:r>
-              <w:rPr>
-                <w:sz w:val="20"/>
-                <w:szCs w:val="20"/>
-              </w:rPr>
-              <w:t>Supabase</w:t>
-            </w:r>
-            <w:proofErr w:type="spellEnd"/>
-            <w:r>
-              <w:rPr>
-                <w:sz w:val="20"/>
-                <w:szCs w:val="20"/>
-              </w:rPr>
-              <w:t>.</w:t>
+              <w:t xml:space="preserve"> Supabase.</w:t>
             </w:r>
           </w:p>
           <w:p>
@@ -8265,39 +6678,7 @@
                 <w:sz w:val="20"/>
                 <w:szCs w:val="20"/>
               </w:rPr>
-              <w:t xml:space="preserve"> </w:t>
-            </w:r>
-            <w:proofErr w:type="spellStart"/>
-            <w:r>
-              <w:rPr>
-                <w:sz w:val="20"/>
-                <w:szCs w:val="20"/>
-              </w:rPr>
-              <w:t>React</w:t>
-            </w:r>
-            <w:proofErr w:type="spellEnd"/>
-            <w:r>
-              <w:rPr>
-                <w:sz w:val="20"/>
-                <w:szCs w:val="20"/>
-              </w:rPr>
-              <w:t xml:space="preserve"> + Vite + </w:t>
-            </w:r>
-            <w:proofErr w:type="spellStart"/>
-            <w:r>
-              <w:rPr>
-                <w:sz w:val="20"/>
-                <w:szCs w:val="20"/>
-              </w:rPr>
-              <w:t>Tailwind</w:t>
-            </w:r>
-            <w:proofErr w:type="spellEnd"/>
-            <w:r>
-              <w:rPr>
-                <w:sz w:val="20"/>
-                <w:szCs w:val="20"/>
-              </w:rPr>
-              <w:t xml:space="preserve"> + Capacitor.</w:t>
+              <w:t xml:space="preserve"> React + Vite + Tailwind + Capacitor.</w:t>
             </w:r>
           </w:p>
           <w:p>
@@ -8353,23 +6734,7 @@
                 <w:sz w:val="20"/>
                 <w:szCs w:val="20"/>
               </w:rPr>
-              <w:t xml:space="preserve"> </w:t>
-            </w:r>
-            <w:proofErr w:type="spellStart"/>
-            <w:r>
-              <w:rPr>
-                <w:sz w:val="20"/>
-                <w:szCs w:val="20"/>
-              </w:rPr>
-              <w:t>Vitest</w:t>
-            </w:r>
-            <w:proofErr w:type="spellEnd"/>
-            <w:r>
-              <w:rPr>
-                <w:sz w:val="20"/>
-                <w:szCs w:val="20"/>
-              </w:rPr>
-              <w:t xml:space="preserve"> y emuladores Android Studio.</w:t>
+              <w:t xml:space="preserve"> Vitest y emuladores Android Studio.</w:t>
             </w:r>
           </w:p>
           <w:p>
@@ -8761,33 +7126,8 @@
                 <w:b/>
                 <w:color w:val="1F3864"/>
               </w:rPr>
-              <w:t xml:space="preserve">Épicas y </w:t>
-            </w:r>
-            <w:proofErr w:type="spellStart"/>
-            <w:r>
-              <w:rPr>
-                <w:b/>
-                <w:color w:val="1F3864"/>
-              </w:rPr>
-              <w:t>User</w:t>
-            </w:r>
-            <w:proofErr w:type="spellEnd"/>
-            <w:r>
-              <w:rPr>
-                <w:b/>
-                <w:color w:val="1F3864"/>
-              </w:rPr>
-              <w:t xml:space="preserve"> </w:t>
-            </w:r>
-            <w:proofErr w:type="spellStart"/>
-            <w:r>
-              <w:rPr>
-                <w:b/>
-                <w:color w:val="1F3864"/>
-              </w:rPr>
-              <w:t>Stories</w:t>
-            </w:r>
-            <w:proofErr w:type="spellEnd"/>
+              <w:t>Épicas y User Stories</w:t>
+            </w:r>
           </w:p>
         </w:tc>
         <w:tc>
@@ -9048,23 +7388,7 @@
                 <w:b/>
                 <w:color w:val="1F3864"/>
               </w:rPr>
-              <w:t>Prototipo de la App (</w:t>
-            </w:r>
-            <w:proofErr w:type="spellStart"/>
-            <w:r>
-              <w:rPr>
-                <w:b/>
-                <w:color w:val="1F3864"/>
-              </w:rPr>
-              <w:t>wireframes</w:t>
-            </w:r>
-            <w:proofErr w:type="spellEnd"/>
-            <w:r>
-              <w:rPr>
-                <w:b/>
-                <w:color w:val="1F3864"/>
-              </w:rPr>
-              <w:t>)</w:t>
+              <w:t>Prototipo de la App (wireframes)</w:t>
             </w:r>
           </w:p>
         </w:tc>
@@ -9097,23 +7421,7 @@
                 <w:b/>
                 <w:color w:val="1F3864"/>
               </w:rPr>
-              <w:t xml:space="preserve">Pantallas iniciales diseñadas en </w:t>
-            </w:r>
-            <w:proofErr w:type="spellStart"/>
-            <w:r>
-              <w:rPr>
-                <w:b/>
-                <w:color w:val="1F3864"/>
-              </w:rPr>
-              <w:t>Figma</w:t>
-            </w:r>
-            <w:proofErr w:type="spellEnd"/>
-            <w:r>
-              <w:rPr>
-                <w:b/>
-                <w:color w:val="1F3864"/>
-              </w:rPr>
-              <w:t xml:space="preserve"> u otra herramienta, representando flujo de navegación y mapa de eventos.</w:t>
+              <w:t>Pantallas iniciales diseñadas en Figma u otra herramienta, representando flujo de navegación y mapa de eventos.</w:t>
             </w:r>
           </w:p>
         </w:tc>
@@ -9292,23 +7600,7 @@
                 <w:b/>
                 <w:color w:val="1F3864"/>
               </w:rPr>
-              <w:t xml:space="preserve">Facilita priorizar requerimientos y gestionar expectativas de los diferentes </w:t>
-            </w:r>
-            <w:proofErr w:type="spellStart"/>
-            <w:r>
-              <w:rPr>
-                <w:b/>
-                <w:color w:val="1F3864"/>
-              </w:rPr>
-              <w:t>stakeholders</w:t>
-            </w:r>
-            <w:proofErr w:type="spellEnd"/>
-            <w:r>
-              <w:rPr>
-                <w:b/>
-                <w:color w:val="1F3864"/>
-              </w:rPr>
-              <w:t>.</w:t>
+              <w:t>Facilita priorizar requerimientos y gestionar expectativas de los diferentes stakeholders.</w:t>
             </w:r>
           </w:p>
         </w:tc>
@@ -9374,21 +7666,12 @@
                 <w:color w:val="1F3864"/>
               </w:rPr>
             </w:pPr>
-            <w:proofErr w:type="spellStart"/>
             <w:r>
               <w:rPr>
                 <w:b/>
                 <w:color w:val="1F3864"/>
               </w:rPr>
-              <w:t>Product</w:t>
-            </w:r>
-            <w:proofErr w:type="spellEnd"/>
-            <w:r>
-              <w:rPr>
-                <w:b/>
-                <w:color w:val="1F3864"/>
-              </w:rPr>
-              <w:t xml:space="preserve"> Backlog</w:t>
+              <w:t>Product Backlog</w:t>
             </w:r>
           </w:p>
         </w:tc>
@@ -9421,23 +7704,7 @@
                 <w:b/>
                 <w:color w:val="1F3864"/>
               </w:rPr>
-              <w:t xml:space="preserve">Lista priorizada de funcionalidades (historias de usuario) a implementar en los distintos </w:t>
-            </w:r>
-            <w:proofErr w:type="spellStart"/>
-            <w:r>
-              <w:rPr>
-                <w:b/>
-                <w:color w:val="1F3864"/>
-              </w:rPr>
-              <w:t>sprints</w:t>
-            </w:r>
-            <w:proofErr w:type="spellEnd"/>
-            <w:r>
-              <w:rPr>
-                <w:b/>
-                <w:color w:val="1F3864"/>
-              </w:rPr>
-              <w:t>.</w:t>
+              <w:t>Lista priorizada de funcionalidades (historias de usuario) a implementar en los distintos sprints.</w:t>
             </w:r>
           </w:p>
         </w:tc>
@@ -9985,39 +8252,7 @@
                 <w:b/>
                 <w:color w:val="1F3864"/>
               </w:rPr>
-              <w:t xml:space="preserve">Aplicación móvil en </w:t>
-            </w:r>
-            <w:proofErr w:type="spellStart"/>
-            <w:r>
-              <w:rPr>
-                <w:b/>
-                <w:color w:val="1F3864"/>
-              </w:rPr>
-              <w:t>React</w:t>
-            </w:r>
-            <w:proofErr w:type="spellEnd"/>
-            <w:r>
-              <w:rPr>
-                <w:b/>
-                <w:color w:val="1F3864"/>
-              </w:rPr>
-              <w:t xml:space="preserve"> Native/Expo con mapa interactivo, </w:t>
-            </w:r>
-            <w:proofErr w:type="spellStart"/>
-            <w:r>
-              <w:rPr>
-                <w:b/>
-                <w:color w:val="1F3864"/>
-              </w:rPr>
-              <w:t>login</w:t>
-            </w:r>
-            <w:proofErr w:type="spellEnd"/>
-            <w:r>
-              <w:rPr>
-                <w:b/>
-                <w:color w:val="1F3864"/>
-              </w:rPr>
-              <w:t>, favoritos y clasificación automática de eventos.</w:t>
+              <w:t>Aplicación móvil en React Native/Expo con mapa interactivo, login, favoritos y clasificación automática de eventos.</w:t>
             </w:r>
           </w:p>
         </w:tc>
@@ -10154,23 +8389,7 @@
                 <w:b/>
                 <w:color w:val="1F3864"/>
               </w:rPr>
-              <w:t xml:space="preserve">Repositorio de control de versiones con el código fuente, </w:t>
-            </w:r>
-            <w:proofErr w:type="spellStart"/>
-            <w:r>
-              <w:rPr>
-                <w:b/>
-                <w:color w:val="1F3864"/>
-              </w:rPr>
-              <w:t>issues</w:t>
-            </w:r>
-            <w:proofErr w:type="spellEnd"/>
-            <w:r>
-              <w:rPr>
-                <w:b/>
-                <w:color w:val="1F3864"/>
-              </w:rPr>
-              <w:t xml:space="preserve"> y documentación del proyecto.</w:t>
+              <w:t>Repositorio de control de versiones con el código fuente, issues y documentación del proyecto.</w:t>
             </w:r>
           </w:p>
         </w:tc>
@@ -10439,21 +8658,7 @@
               <w:rPr>
                 <w:color w:val="1F3864"/>
               </w:rPr>
-              <w:t xml:space="preserve">En la siguiente tabla define la planificación de tu Proyecto APT </w:t>
-            </w:r>
-            <w:proofErr w:type="gramStart"/>
-            <w:r>
-              <w:rPr>
-                <w:color w:val="1F3864"/>
-              </w:rPr>
-              <w:t>de acuerdo a</w:t>
-            </w:r>
-            <w:proofErr w:type="gramEnd"/>
-            <w:r>
-              <w:rPr>
-                <w:color w:val="1F3864"/>
-              </w:rPr>
-              <w:t xml:space="preserve"> lo requerido.</w:t>
+              <w:t>En la siguiente tabla define la planificación de tu Proyecto APT de acuerdo a lo requerido.</w:t>
             </w:r>
           </w:p>
         </w:tc>
@@ -24898,27 +23103,7 @@
                 <w:sz w:val="20"/>
                 <w:szCs w:val="20"/>
               </w:rPr>
-              <w:t xml:space="preserve">Desarrollo API para Panel de </w:t>
-            </w:r>
-            <w:proofErr w:type="spellStart"/>
-            <w:r>
-              <w:rPr>
-                <w:rFonts w:ascii="Arial" w:eastAsia="Arial" w:hAnsi="Arial" w:cs="Arial"/>
-                <w:b/>
-                <w:sz w:val="20"/>
-                <w:szCs w:val="20"/>
-              </w:rPr>
-              <w:t>Admin</w:t>
-            </w:r>
-            <w:proofErr w:type="spellEnd"/>
-            <w:r>
-              <w:rPr>
-                <w:rFonts w:ascii="Arial" w:eastAsia="Arial" w:hAnsi="Arial" w:cs="Arial"/>
-                <w:b/>
-                <w:sz w:val="20"/>
-                <w:szCs w:val="20"/>
-              </w:rPr>
-              <w:t xml:space="preserve"> (Moderación, Métricas)</w:t>
+              <w:t>Desarrollo API para Panel de Admin (Moderación, Métricas)</w:t>
             </w:r>
           </w:p>
         </w:tc>
@@ -27631,7 +25816,7 @@
       </w:pPr>
     </w:p>
     <w:sectPr>
-      <w:headerReference w:type="default" r:id="rId9"/>
+      <w:headerReference w:type="default" r:id="rId8"/>
       <w:pgSz w:w="11906" w:h="16838"/>
       <w:pgMar w:top="1417" w:right="1701" w:bottom="1417" w:left="1701" w:header="708" w:footer="708" w:gutter="0"/>
       <w:pgNumType w:start="1"/>
